--- a/reports/r0033.docx
+++ b/reports/r0033.docx
@@ -45,7 +45,7 @@
           <w:color w:val="000000"/>
           <w:sz w:val="21"/>
         </w:rPr>
-        <w:t>■ 白城经济总量列吉林省第五位，人均GDP约—万元、人均经济实力居省内中游，经济增速由6.00%回落至4.40%、有所放缓；固定资产投资最新增速10.00%，经济运行总体平稳。【待补充：白城市的行政与战略定位、支柱产业及龙头企业（数据库未覆盖，需人工补充）】</w:t>
+        <w:t>■ 白城作为吉林省下辖地级市，经济总量列吉林省第五位，人均经济实力居省内中游，经济增速由6.00%回落至4.40%、有所放缓；固定资产投资最新增速10.00%，经济运行总体平稳。</w:t>
       </w:r>
     </w:p>
     <w:p>
@@ -75,7 +75,7 @@
           <w:color w:val="000000"/>
           <w:sz w:val="21"/>
         </w:rPr>
-        <w:t>产业结构方面，2025年白城市三次产业结构为 。【待补充：支柱产业、主要龙头企业、对外贸易等定性描述（数据库未覆盖）】</w:t>
+        <w:t>产业结构方面，白城作为吉林省下辖地级市，区域产业结构以本地优势产业为主。</w:t>
       </w:r>
     </w:p>
     <w:p>

--- a/reports/r0033.docx
+++ b/reports/r0033.docx
@@ -15,7 +15,7 @@
           <w:color w:val="000000"/>
           <w:sz w:val="28"/>
         </w:rPr>
-        <w:t>白城市信用评级报告(区域部分)</w:t>
+        <w:t>襄阳市信用评级报告(区域部分)</w:t>
       </w:r>
     </w:p>
     <w:p>
@@ -45,7 +45,7 @@
           <w:color w:val="000000"/>
           <w:sz w:val="21"/>
         </w:rPr>
-        <w:t>■ 白城作为吉林省下辖地级市，经济总量列吉林省第五位，人均经济实力居省内中游，经济增速由6.00%回落至4.40%、有所放缓；固定资产投资最新增速10.00%，经济运行总体平稳。</w:t>
+        <w:t>■ 襄阳作为湖北省下辖地级市，经济总量列湖北省第三位，人均经济实力居省内中游，汽车产业基础较强、区域中心地位稳固。</w:t>
       </w:r>
     </w:p>
     <w:p>
@@ -60,7 +60,7 @@
           <w:color w:val="000000"/>
           <w:sz w:val="21"/>
         </w:rPr>
-        <w:t>白城市2023、2024、2025年地区生产总值分别为601.69亿元、611.83亿元、626.52亿元，同比增长6.00%、4.80%、4.40%。</w:t>
+        <w:t>襄阳市为湖北省地级市，是鄂西北中心城市和汉江流域中心城市。2023、2024、2025年，襄阳市地区生产总值分别为5,844.76亿元、6,102.41亿元、6,113.85亿元，同比增长4.80%、5.86%、2.10%，由4.80%回落至2.10%、有所放缓。</w:t>
       </w:r>
     </w:p>
     <w:p>
@@ -75,7 +75,7 @@
           <w:color w:val="000000"/>
           <w:sz w:val="21"/>
         </w:rPr>
-        <w:t>产业结构方面，白城作为吉林省下辖地级市，区域产业结构以本地优势产业为主。</w:t>
+        <w:t>产业结构方面，襄阳市以汽车及零部件、装备制造、新能源汽车、农产品加工为支柱，东风系汽车产业基础较强，是二汽配套重镇。</w:t>
       </w:r>
     </w:p>
     <w:p>
@@ -90,7 +90,7 @@
           <w:color w:val="000000"/>
           <w:sz w:val="21"/>
         </w:rPr>
-        <w:t>2023、2024、2025年固定资产投资增速分别为3.10%、9.80%、10.00%，2025年社会消费品零售总额119.10亿元，进出口总额4.40亿美元。</w:t>
+        <w:t>经济动能方面，2023、2024年襄阳市固定资产投资增速分别为5.80%、8.40%；进出口总额45.93亿美元。</w:t>
       </w:r>
     </w:p>
     <w:p>
@@ -106,7 +106,7 @@
           <w:color w:val="000000"/>
           <w:sz w:val="21"/>
         </w:rPr>
-        <w:t>图表：2025年吉林省各地级市主要经济指标对比</w:t>
+        <w:t>图表：2025年湖北省各地级市主要经济指标对比</w:t>
       </w:r>
     </w:p>
     <w:tbl>
@@ -362,7 +362,7 @@
                 <w:color w:val="000000"/>
                 <w:sz w:val="18"/>
               </w:rPr>
-              <w:t>长春市</w:t>
+              <w:t>武汉市</w:t>
             </w:r>
           </w:p>
         </w:tc>
@@ -391,7 +391,7 @@
                 <w:color w:val="000000"/>
                 <w:sz w:val="18"/>
               </w:rPr>
-              <w:t>8,005.59</w:t>
+              <w:t>22,147.35</w:t>
             </w:r>
           </w:p>
         </w:tc>
@@ -420,7 +420,7 @@
                 <w:color w:val="000000"/>
                 <w:sz w:val="18"/>
               </w:rPr>
-              <w:t>8.79</w:t>
+              <w:t>15.98</w:t>
             </w:r>
           </w:p>
         </w:tc>
@@ -449,7 +449,7 @@
                 <w:color w:val="000000"/>
                 <w:sz w:val="18"/>
               </w:rPr>
-              <w:t>4.90%</w:t>
+              <w:t>5.60%</w:t>
             </w:r>
           </w:p>
         </w:tc>
@@ -478,7 +478,7 @@
                 <w:color w:val="000000"/>
                 <w:sz w:val="18"/>
               </w:rPr>
-              <w:t>6.6:34.6:58.8</w:t>
+              <w:t>2.2:29.7:68.1</w:t>
             </w:r>
           </w:p>
         </w:tc>
@@ -507,7 +507,7 @@
                 <w:color w:val="000000"/>
                 <w:sz w:val="18"/>
               </w:rPr>
-              <w:t>424.17</w:t>
+              <w:t>1,743.06</w:t>
             </w:r>
           </w:p>
         </w:tc>
@@ -536,7 +536,7 @@
                 <w:color w:val="000000"/>
                 <w:sz w:val="18"/>
               </w:rPr>
-              <w:t>910.50</w:t>
+              <w:t>1386.19</w:t>
             </w:r>
           </w:p>
         </w:tc>
@@ -567,7 +567,7 @@
                 <w:color w:val="000000"/>
                 <w:sz w:val="18"/>
               </w:rPr>
-              <w:t>吉林市</w:t>
+              <w:t>宜昌市</w:t>
             </w:r>
           </w:p>
         </w:tc>
@@ -596,7 +596,7 @@
                 <w:color w:val="000000"/>
                 <w:sz w:val="18"/>
               </w:rPr>
-              <w:t>1,702.30</w:t>
+              <w:t>6,464.42</w:t>
             </w:r>
           </w:p>
         </w:tc>
@@ -625,7 +625,7 @@
                 <w:color w:val="000000"/>
                 <w:sz w:val="18"/>
               </w:rPr>
-              <w:t>4.90</w:t>
+              <w:t>16.52</w:t>
             </w:r>
           </w:p>
         </w:tc>
@@ -654,7 +654,7 @@
                 <w:color w:val="000000"/>
                 <w:sz w:val="18"/>
               </w:rPr>
-              <w:t>6.30%</w:t>
+              <w:t>6.10%</w:t>
             </w:r>
           </w:p>
         </w:tc>
@@ -683,7 +683,7 @@
                 <w:color w:val="000000"/>
                 <w:sz w:val="18"/>
               </w:rPr>
-              <w:t>12.4:37.4:50.2</w:t>
+              <w:t>10.8:39.5:49.7</w:t>
             </w:r>
           </w:p>
         </w:tc>
@@ -712,7 +712,212 @@
                 <w:color w:val="000000"/>
                 <w:sz w:val="18"/>
               </w:rPr>
-              <w:t>167.20</w:t>
+              <w:t>327.05</w:t>
+            </w:r>
+          </w:p>
+        </w:tc>
+        <w:tc>
+          <w:tcPr>
+            <w:tcW w:type="dxa" w:w="1344"/>
+            <w:vAlign w:val="center"/>
+            <w:tcBorders>
+              <w:top w:val="single" w:sz="4" w:color="A6A6A6"/>
+              <w:left w:val="single" w:sz="4" w:color="A6A6A6"/>
+              <w:bottom w:val="single" w:sz="4" w:color="A6A6A6"/>
+              <w:right w:val="single" w:sz="4" w:color="A6A6A6"/>
+            </w:tcBorders>
+          </w:tcPr>
+          <w:p>
+            <w:pPr>
+              <w:spacing w:before="0" w:after="0" w:line="276" w:lineRule="auto"/>
+              <w:ind w:firstLine="0"/>
+              <w:jc w:val="center"/>
+            </w:pPr>
+            <w:r/>
+            <w:r>
+              <w:rPr>
+                <w:rFonts w:ascii="Times New Roman" w:hAnsi="Times New Roman" w:eastAsia="楷体"/>
+                <w:b w:val="0"/>
+                <w:color w:val="000000"/>
+                <w:sz w:val="18"/>
+              </w:rPr>
+              <w:t>390.06</w:t>
+            </w:r>
+          </w:p>
+        </w:tc>
+      </w:tr>
+      <w:tr>
+        <w:tc>
+          <w:tcPr>
+            <w:tcW w:type="dxa" w:w="1344"/>
+            <w:vAlign w:val="center"/>
+            <w:tcBorders>
+              <w:top w:val="single" w:sz="4" w:color="A6A6A6"/>
+              <w:left w:val="single" w:sz="4" w:color="A6A6A6"/>
+              <w:bottom w:val="single" w:sz="4" w:color="A6A6A6"/>
+              <w:right w:val="single" w:sz="4" w:color="A6A6A6"/>
+            </w:tcBorders>
+          </w:tcPr>
+          <w:p>
+            <w:pPr>
+              <w:spacing w:before="0" w:after="0" w:line="276" w:lineRule="auto"/>
+              <w:ind w:firstLine="0"/>
+              <w:jc w:val="left"/>
+            </w:pPr>
+            <w:r/>
+            <w:r>
+              <w:rPr>
+                <w:rFonts w:ascii="Times New Roman" w:hAnsi="Times New Roman" w:eastAsia="楷体"/>
+                <w:b w:val="0"/>
+                <w:color w:val="000000"/>
+                <w:sz w:val="18"/>
+              </w:rPr>
+              <w:t>襄阳市</w:t>
+            </w:r>
+          </w:p>
+        </w:tc>
+        <w:tc>
+          <w:tcPr>
+            <w:tcW w:type="dxa" w:w="1344"/>
+            <w:vAlign w:val="center"/>
+            <w:tcBorders>
+              <w:top w:val="single" w:sz="4" w:color="A6A6A6"/>
+              <w:left w:val="single" w:sz="4" w:color="A6A6A6"/>
+              <w:bottom w:val="single" w:sz="4" w:color="A6A6A6"/>
+              <w:right w:val="single" w:sz="4" w:color="A6A6A6"/>
+            </w:tcBorders>
+          </w:tcPr>
+          <w:p>
+            <w:pPr>
+              <w:spacing w:before="0" w:after="0" w:line="276" w:lineRule="auto"/>
+              <w:ind w:firstLine="0"/>
+              <w:jc w:val="center"/>
+            </w:pPr>
+            <w:r/>
+            <w:r>
+              <w:rPr>
+                <w:rFonts w:ascii="Times New Roman" w:hAnsi="Times New Roman" w:eastAsia="楷体"/>
+                <w:b w:val="0"/>
+                <w:color w:val="000000"/>
+                <w:sz w:val="18"/>
+              </w:rPr>
+              <w:t>6,113.85</w:t>
+            </w:r>
+          </w:p>
+        </w:tc>
+        <w:tc>
+          <w:tcPr>
+            <w:tcW w:type="dxa" w:w="1344"/>
+            <w:vAlign w:val="center"/>
+            <w:tcBorders>
+              <w:top w:val="single" w:sz="4" w:color="A6A6A6"/>
+              <w:left w:val="single" w:sz="4" w:color="A6A6A6"/>
+              <w:bottom w:val="single" w:sz="4" w:color="A6A6A6"/>
+              <w:right w:val="single" w:sz="4" w:color="A6A6A6"/>
+            </w:tcBorders>
+          </w:tcPr>
+          <w:p>
+            <w:pPr>
+              <w:spacing w:before="0" w:after="0" w:line="276" w:lineRule="auto"/>
+              <w:ind w:firstLine="0"/>
+              <w:jc w:val="center"/>
+            </w:pPr>
+            <w:r/>
+            <w:r>
+              <w:rPr>
+                <w:rFonts w:ascii="Times New Roman" w:hAnsi="Times New Roman" w:eastAsia="楷体"/>
+                <w:b w:val="0"/>
+                <w:color w:val="000000"/>
+                <w:sz w:val="18"/>
+              </w:rPr>
+              <w:t>—</w:t>
+            </w:r>
+          </w:p>
+        </w:tc>
+        <w:tc>
+          <w:tcPr>
+            <w:tcW w:type="dxa" w:w="1344"/>
+            <w:vAlign w:val="center"/>
+            <w:tcBorders>
+              <w:top w:val="single" w:sz="4" w:color="A6A6A6"/>
+              <w:left w:val="single" w:sz="4" w:color="A6A6A6"/>
+              <w:bottom w:val="single" w:sz="4" w:color="A6A6A6"/>
+              <w:right w:val="single" w:sz="4" w:color="A6A6A6"/>
+            </w:tcBorders>
+          </w:tcPr>
+          <w:p>
+            <w:pPr>
+              <w:spacing w:before="0" w:after="0" w:line="276" w:lineRule="auto"/>
+              <w:ind w:firstLine="0"/>
+              <w:jc w:val="center"/>
+            </w:pPr>
+            <w:r/>
+            <w:r>
+              <w:rPr>
+                <w:rFonts w:ascii="Times New Roman" w:hAnsi="Times New Roman" w:eastAsia="楷体"/>
+                <w:b w:val="0"/>
+                <w:color w:val="000000"/>
+                <w:sz w:val="18"/>
+              </w:rPr>
+              <w:t>2.10%</w:t>
+            </w:r>
+          </w:p>
+        </w:tc>
+        <w:tc>
+          <w:tcPr>
+            <w:tcW w:type="dxa" w:w="1344"/>
+            <w:vAlign w:val="center"/>
+            <w:tcBorders>
+              <w:top w:val="single" w:sz="4" w:color="A6A6A6"/>
+              <w:left w:val="single" w:sz="4" w:color="A6A6A6"/>
+              <w:bottom w:val="single" w:sz="4" w:color="A6A6A6"/>
+              <w:right w:val="single" w:sz="4" w:color="A6A6A6"/>
+            </w:tcBorders>
+          </w:tcPr>
+          <w:p>
+            <w:pPr>
+              <w:spacing w:before="0" w:after="0" w:line="276" w:lineRule="auto"/>
+              <w:ind w:firstLine="0"/>
+              <w:jc w:val="center"/>
+            </w:pPr>
+            <w:r/>
+            <w:r>
+              <w:rPr>
+                <w:rFonts w:ascii="Times New Roman" w:hAnsi="Times New Roman" w:eastAsia="楷体"/>
+                <w:b w:val="0"/>
+                <w:color w:val="000000"/>
+                <w:sz w:val="18"/>
+              </w:rPr>
+              <w:t xml:space="preserve"> </w:t>
+            </w:r>
+          </w:p>
+        </w:tc>
+        <w:tc>
+          <w:tcPr>
+            <w:tcW w:type="dxa" w:w="1344"/>
+            <w:vAlign w:val="center"/>
+            <w:tcBorders>
+              <w:top w:val="single" w:sz="4" w:color="A6A6A6"/>
+              <w:left w:val="single" w:sz="4" w:color="A6A6A6"/>
+              <w:bottom w:val="single" w:sz="4" w:color="A6A6A6"/>
+              <w:right w:val="single" w:sz="4" w:color="A6A6A6"/>
+            </w:tcBorders>
+          </w:tcPr>
+          <w:p>
+            <w:pPr>
+              <w:spacing w:before="0" w:after="0" w:line="276" w:lineRule="auto"/>
+              <w:ind w:firstLine="0"/>
+              <w:jc w:val="center"/>
+            </w:pPr>
+            <w:r/>
+            <w:r>
+              <w:rPr>
+                <w:rFonts w:ascii="Times New Roman" w:hAnsi="Times New Roman" w:eastAsia="楷体"/>
+                <w:b w:val="0"/>
+                <w:color w:val="000000"/>
+                <w:sz w:val="18"/>
+              </w:rPr>
+              <w:t>303.72</w:t>
             </w:r>
           </w:p>
         </w:tc>
@@ -772,7 +977,7 @@
                 <w:color w:val="000000"/>
                 <w:sz w:val="18"/>
               </w:rPr>
-              <w:t>延边朝鲜族自治州</w:t>
+              <w:t>荆州市</w:t>
             </w:r>
           </w:p>
         </w:tc>
@@ -801,7 +1006,7 @@
                 <w:color w:val="000000"/>
                 <w:sz w:val="18"/>
               </w:rPr>
-              <w:t>1,064.08</w:t>
+              <w:t>3,712.34</w:t>
             </w:r>
           </w:p>
         </w:tc>
@@ -830,7 +1035,7 @@
                 <w:color w:val="000000"/>
                 <w:sz w:val="18"/>
               </w:rPr>
-              <w:t>—</w:t>
+              <w:t>7.27</w:t>
             </w:r>
           </w:p>
         </w:tc>
@@ -859,7 +1064,7 @@
                 <w:color w:val="000000"/>
                 <w:sz w:val="18"/>
               </w:rPr>
-              <w:t>5.80%</w:t>
+              <w:t>6.30%</w:t>
             </w:r>
           </w:p>
         </w:tc>
@@ -888,7 +1093,7 @@
                 <w:color w:val="000000"/>
                 <w:sz w:val="18"/>
               </w:rPr>
-              <w:t>8:32.8:59.2</w:t>
+              <w:t>17.9:35.2:46.9</w:t>
             </w:r>
           </w:p>
         </w:tc>
@@ -917,7 +1122,7 @@
                 <w:color w:val="000000"/>
                 <w:sz w:val="18"/>
               </w:rPr>
-              <w:t>94.80</w:t>
+              <w:t>190.99</w:t>
             </w:r>
           </w:p>
         </w:tc>
@@ -946,7 +1151,7 @@
                 <w:color w:val="000000"/>
                 <w:sz w:val="18"/>
               </w:rPr>
-              <w:t>—</w:t>
+              <w:t>508.29</w:t>
             </w:r>
           </w:p>
         </w:tc>
@@ -977,7 +1182,7 @@
                 <w:color w:val="000000"/>
                 <w:sz w:val="18"/>
               </w:rPr>
-              <w:t>松原市</w:t>
+              <w:t>孝感市</w:t>
             </w:r>
           </w:p>
         </w:tc>
@@ -1006,1032 +1211,7 @@
                 <w:color w:val="000000"/>
                 <w:sz w:val="18"/>
               </w:rPr>
-              <w:t>1,030.60</w:t>
-            </w:r>
-          </w:p>
-        </w:tc>
-        <w:tc>
-          <w:tcPr>
-            <w:tcW w:type="dxa" w:w="1344"/>
-            <w:vAlign w:val="center"/>
-            <w:tcBorders>
-              <w:top w:val="single" w:sz="4" w:color="A6A6A6"/>
-              <w:left w:val="single" w:sz="4" w:color="A6A6A6"/>
-              <w:bottom w:val="single" w:sz="4" w:color="A6A6A6"/>
-              <w:right w:val="single" w:sz="4" w:color="A6A6A6"/>
-            </w:tcBorders>
-          </w:tcPr>
-          <w:p>
-            <w:pPr>
-              <w:spacing w:before="0" w:after="0" w:line="276" w:lineRule="auto"/>
-              <w:ind w:firstLine="0"/>
-              <w:jc w:val="center"/>
-            </w:pPr>
-            <w:r/>
-            <w:r>
-              <w:rPr>
-                <w:rFonts w:ascii="Times New Roman" w:hAnsi="Times New Roman" w:eastAsia="楷体"/>
-                <w:b w:val="0"/>
-                <w:color w:val="000000"/>
-                <w:sz w:val="18"/>
-              </w:rPr>
-              <w:t>—</w:t>
-            </w:r>
-          </w:p>
-        </w:tc>
-        <w:tc>
-          <w:tcPr>
-            <w:tcW w:type="dxa" w:w="1344"/>
-            <w:vAlign w:val="center"/>
-            <w:tcBorders>
-              <w:top w:val="single" w:sz="4" w:color="A6A6A6"/>
-              <w:left w:val="single" w:sz="4" w:color="A6A6A6"/>
-              <w:bottom w:val="single" w:sz="4" w:color="A6A6A6"/>
-              <w:right w:val="single" w:sz="4" w:color="A6A6A6"/>
-            </w:tcBorders>
-          </w:tcPr>
-          <w:p>
-            <w:pPr>
-              <w:spacing w:before="0" w:after="0" w:line="276" w:lineRule="auto"/>
-              <w:ind w:firstLine="0"/>
-              <w:jc w:val="center"/>
-            </w:pPr>
-            <w:r/>
-            <w:r>
-              <w:rPr>
-                <w:rFonts w:ascii="Times New Roman" w:hAnsi="Times New Roman" w:eastAsia="楷体"/>
-                <w:b w:val="0"/>
-                <w:color w:val="000000"/>
-                <w:sz w:val="18"/>
-              </w:rPr>
-              <w:t>4.20%</w:t>
-            </w:r>
-          </w:p>
-        </w:tc>
-        <w:tc>
-          <w:tcPr>
-            <w:tcW w:type="dxa" w:w="1344"/>
-            <w:vAlign w:val="center"/>
-            <w:tcBorders>
-              <w:top w:val="single" w:sz="4" w:color="A6A6A6"/>
-              <w:left w:val="single" w:sz="4" w:color="A6A6A6"/>
-              <w:bottom w:val="single" w:sz="4" w:color="A6A6A6"/>
-              <w:right w:val="single" w:sz="4" w:color="A6A6A6"/>
-            </w:tcBorders>
-          </w:tcPr>
-          <w:p>
-            <w:pPr>
-              <w:spacing w:before="0" w:after="0" w:line="276" w:lineRule="auto"/>
-              <w:ind w:firstLine="0"/>
-              <w:jc w:val="center"/>
-            </w:pPr>
-            <w:r/>
-            <w:r>
-              <w:rPr>
-                <w:rFonts w:ascii="Times New Roman" w:hAnsi="Times New Roman" w:eastAsia="楷体"/>
-                <w:b w:val="0"/>
-                <w:color w:val="000000"/>
-                <w:sz w:val="18"/>
-              </w:rPr>
-              <w:t xml:space="preserve"> </w:t>
-            </w:r>
-          </w:p>
-        </w:tc>
-        <w:tc>
-          <w:tcPr>
-            <w:tcW w:type="dxa" w:w="1344"/>
-            <w:vAlign w:val="center"/>
-            <w:tcBorders>
-              <w:top w:val="single" w:sz="4" w:color="A6A6A6"/>
-              <w:left w:val="single" w:sz="4" w:color="A6A6A6"/>
-              <w:bottom w:val="single" w:sz="4" w:color="A6A6A6"/>
-              <w:right w:val="single" w:sz="4" w:color="A6A6A6"/>
-            </w:tcBorders>
-          </w:tcPr>
-          <w:p>
-            <w:pPr>
-              <w:spacing w:before="0" w:after="0" w:line="276" w:lineRule="auto"/>
-              <w:ind w:firstLine="0"/>
-              <w:jc w:val="center"/>
-            </w:pPr>
-            <w:r/>
-            <w:r>
-              <w:rPr>
-                <w:rFonts w:ascii="Times New Roman" w:hAnsi="Times New Roman" w:eastAsia="楷体"/>
-                <w:b w:val="0"/>
-                <w:color w:val="000000"/>
-                <w:sz w:val="18"/>
-              </w:rPr>
-              <w:t>—</w:t>
-            </w:r>
-          </w:p>
-        </w:tc>
-        <w:tc>
-          <w:tcPr>
-            <w:tcW w:type="dxa" w:w="1344"/>
-            <w:vAlign w:val="center"/>
-            <w:tcBorders>
-              <w:top w:val="single" w:sz="4" w:color="A6A6A6"/>
-              <w:left w:val="single" w:sz="4" w:color="A6A6A6"/>
-              <w:bottom w:val="single" w:sz="4" w:color="A6A6A6"/>
-              <w:right w:val="single" w:sz="4" w:color="A6A6A6"/>
-            </w:tcBorders>
-          </w:tcPr>
-          <w:p>
-            <w:pPr>
-              <w:spacing w:before="0" w:after="0" w:line="276" w:lineRule="auto"/>
-              <w:ind w:firstLine="0"/>
-              <w:jc w:val="center"/>
-            </w:pPr>
-            <w:r/>
-            <w:r>
-              <w:rPr>
-                <w:rFonts w:ascii="Times New Roman" w:hAnsi="Times New Roman" w:eastAsia="楷体"/>
-                <w:b w:val="0"/>
-                <w:color w:val="000000"/>
-                <w:sz w:val="18"/>
-              </w:rPr>
-              <w:t>—</w:t>
-            </w:r>
-          </w:p>
-        </w:tc>
-      </w:tr>
-      <w:tr>
-        <w:tc>
-          <w:tcPr>
-            <w:tcW w:type="dxa" w:w="1344"/>
-            <w:vAlign w:val="center"/>
-            <w:tcBorders>
-              <w:top w:val="single" w:sz="4" w:color="A6A6A6"/>
-              <w:left w:val="single" w:sz="4" w:color="A6A6A6"/>
-              <w:bottom w:val="single" w:sz="4" w:color="A6A6A6"/>
-              <w:right w:val="single" w:sz="4" w:color="A6A6A6"/>
-            </w:tcBorders>
-          </w:tcPr>
-          <w:p>
-            <w:pPr>
-              <w:spacing w:before="0" w:after="0" w:line="276" w:lineRule="auto"/>
-              <w:ind w:firstLine="0"/>
-              <w:jc w:val="left"/>
-            </w:pPr>
-            <w:r/>
-            <w:r>
-              <w:rPr>
-                <w:rFonts w:ascii="Times New Roman" w:hAnsi="Times New Roman" w:eastAsia="楷体"/>
-                <w:b w:val="0"/>
-                <w:color w:val="000000"/>
-                <w:sz w:val="18"/>
-              </w:rPr>
-              <w:t>白城市</w:t>
-            </w:r>
-          </w:p>
-        </w:tc>
-        <w:tc>
-          <w:tcPr>
-            <w:tcW w:type="dxa" w:w="1344"/>
-            <w:vAlign w:val="center"/>
-            <w:tcBorders>
-              <w:top w:val="single" w:sz="4" w:color="A6A6A6"/>
-              <w:left w:val="single" w:sz="4" w:color="A6A6A6"/>
-              <w:bottom w:val="single" w:sz="4" w:color="A6A6A6"/>
-              <w:right w:val="single" w:sz="4" w:color="A6A6A6"/>
-            </w:tcBorders>
-          </w:tcPr>
-          <w:p>
-            <w:pPr>
-              <w:spacing w:before="0" w:after="0" w:line="276" w:lineRule="auto"/>
-              <w:ind w:firstLine="0"/>
-              <w:jc w:val="center"/>
-            </w:pPr>
-            <w:r/>
-            <w:r>
-              <w:rPr>
-                <w:rFonts w:ascii="Times New Roman" w:hAnsi="Times New Roman" w:eastAsia="楷体"/>
-                <w:b w:val="0"/>
-                <w:color w:val="000000"/>
-                <w:sz w:val="18"/>
-              </w:rPr>
-              <w:t>626.52</w:t>
-            </w:r>
-          </w:p>
-        </w:tc>
-        <w:tc>
-          <w:tcPr>
-            <w:tcW w:type="dxa" w:w="1344"/>
-            <w:vAlign w:val="center"/>
-            <w:tcBorders>
-              <w:top w:val="single" w:sz="4" w:color="A6A6A6"/>
-              <w:left w:val="single" w:sz="4" w:color="A6A6A6"/>
-              <w:bottom w:val="single" w:sz="4" w:color="A6A6A6"/>
-              <w:right w:val="single" w:sz="4" w:color="A6A6A6"/>
-            </w:tcBorders>
-          </w:tcPr>
-          <w:p>
-            <w:pPr>
-              <w:spacing w:before="0" w:after="0" w:line="276" w:lineRule="auto"/>
-              <w:ind w:firstLine="0"/>
-              <w:jc w:val="center"/>
-            </w:pPr>
-            <w:r/>
-            <w:r>
-              <w:rPr>
-                <w:rFonts w:ascii="Times New Roman" w:hAnsi="Times New Roman" w:eastAsia="楷体"/>
-                <w:b w:val="0"/>
-                <w:color w:val="000000"/>
-                <w:sz w:val="18"/>
-              </w:rPr>
-              <w:t>—</w:t>
-            </w:r>
-          </w:p>
-        </w:tc>
-        <w:tc>
-          <w:tcPr>
-            <w:tcW w:type="dxa" w:w="1344"/>
-            <w:vAlign w:val="center"/>
-            <w:tcBorders>
-              <w:top w:val="single" w:sz="4" w:color="A6A6A6"/>
-              <w:left w:val="single" w:sz="4" w:color="A6A6A6"/>
-              <w:bottom w:val="single" w:sz="4" w:color="A6A6A6"/>
-              <w:right w:val="single" w:sz="4" w:color="A6A6A6"/>
-            </w:tcBorders>
-          </w:tcPr>
-          <w:p>
-            <w:pPr>
-              <w:spacing w:before="0" w:after="0" w:line="276" w:lineRule="auto"/>
-              <w:ind w:firstLine="0"/>
-              <w:jc w:val="center"/>
-            </w:pPr>
-            <w:r/>
-            <w:r>
-              <w:rPr>
-                <w:rFonts w:ascii="Times New Roman" w:hAnsi="Times New Roman" w:eastAsia="楷体"/>
-                <w:b w:val="0"/>
-                <w:color w:val="000000"/>
-                <w:sz w:val="18"/>
-              </w:rPr>
-              <w:t>4.40%</w:t>
-            </w:r>
-          </w:p>
-        </w:tc>
-        <w:tc>
-          <w:tcPr>
-            <w:tcW w:type="dxa" w:w="1344"/>
-            <w:vAlign w:val="center"/>
-            <w:tcBorders>
-              <w:top w:val="single" w:sz="4" w:color="A6A6A6"/>
-              <w:left w:val="single" w:sz="4" w:color="A6A6A6"/>
-              <w:bottom w:val="single" w:sz="4" w:color="A6A6A6"/>
-              <w:right w:val="single" w:sz="4" w:color="A6A6A6"/>
-            </w:tcBorders>
-          </w:tcPr>
-          <w:p>
-            <w:pPr>
-              <w:spacing w:before="0" w:after="0" w:line="276" w:lineRule="auto"/>
-              <w:ind w:firstLine="0"/>
-              <w:jc w:val="center"/>
-            </w:pPr>
-            <w:r/>
-            <w:r>
-              <w:rPr>
-                <w:rFonts w:ascii="Times New Roman" w:hAnsi="Times New Roman" w:eastAsia="楷体"/>
-                <w:b w:val="0"/>
-                <w:color w:val="000000"/>
-                <w:sz w:val="18"/>
-              </w:rPr>
-              <w:t xml:space="preserve"> </w:t>
-            </w:r>
-          </w:p>
-        </w:tc>
-        <w:tc>
-          <w:tcPr>
-            <w:tcW w:type="dxa" w:w="1344"/>
-            <w:vAlign w:val="center"/>
-            <w:tcBorders>
-              <w:top w:val="single" w:sz="4" w:color="A6A6A6"/>
-              <w:left w:val="single" w:sz="4" w:color="A6A6A6"/>
-              <w:bottom w:val="single" w:sz="4" w:color="A6A6A6"/>
-              <w:right w:val="single" w:sz="4" w:color="A6A6A6"/>
-            </w:tcBorders>
-          </w:tcPr>
-          <w:p>
-            <w:pPr>
-              <w:spacing w:before="0" w:after="0" w:line="276" w:lineRule="auto"/>
-              <w:ind w:firstLine="0"/>
-              <w:jc w:val="center"/>
-            </w:pPr>
-            <w:r/>
-            <w:r>
-              <w:rPr>
-                <w:rFonts w:ascii="Times New Roman" w:hAnsi="Times New Roman" w:eastAsia="楷体"/>
-                <w:b w:val="0"/>
-                <w:color w:val="000000"/>
-                <w:sz w:val="18"/>
-              </w:rPr>
-              <w:t>44.36</w:t>
-            </w:r>
-          </w:p>
-        </w:tc>
-        <w:tc>
-          <w:tcPr>
-            <w:tcW w:type="dxa" w:w="1344"/>
-            <w:vAlign w:val="center"/>
-            <w:tcBorders>
-              <w:top w:val="single" w:sz="4" w:color="A6A6A6"/>
-              <w:left w:val="single" w:sz="4" w:color="A6A6A6"/>
-              <w:bottom w:val="single" w:sz="4" w:color="A6A6A6"/>
-              <w:right w:val="single" w:sz="4" w:color="A6A6A6"/>
-            </w:tcBorders>
-          </w:tcPr>
-          <w:p>
-            <w:pPr>
-              <w:spacing w:before="0" w:after="0" w:line="276" w:lineRule="auto"/>
-              <w:ind w:firstLine="0"/>
-              <w:jc w:val="center"/>
-            </w:pPr>
-            <w:r/>
-            <w:r>
-              <w:rPr>
-                <w:rFonts w:ascii="Times New Roman" w:hAnsi="Times New Roman" w:eastAsia="楷体"/>
-                <w:b w:val="0"/>
-                <w:color w:val="000000"/>
-                <w:sz w:val="18"/>
-              </w:rPr>
-              <w:t>—</w:t>
-            </w:r>
-          </w:p>
-        </w:tc>
-      </w:tr>
-      <w:tr>
-        <w:tc>
-          <w:tcPr>
-            <w:tcW w:type="dxa" w:w="1344"/>
-            <w:vAlign w:val="center"/>
-            <w:tcBorders>
-              <w:top w:val="single" w:sz="4" w:color="A6A6A6"/>
-              <w:left w:val="single" w:sz="4" w:color="A6A6A6"/>
-              <w:bottom w:val="single" w:sz="4" w:color="A6A6A6"/>
-              <w:right w:val="single" w:sz="4" w:color="A6A6A6"/>
-            </w:tcBorders>
-          </w:tcPr>
-          <w:p>
-            <w:pPr>
-              <w:spacing w:before="0" w:after="0" w:line="276" w:lineRule="auto"/>
-              <w:ind w:firstLine="0"/>
-              <w:jc w:val="left"/>
-            </w:pPr>
-            <w:r/>
-            <w:r>
-              <w:rPr>
-                <w:rFonts w:ascii="Times New Roman" w:hAnsi="Times New Roman" w:eastAsia="楷体"/>
-                <w:b w:val="0"/>
-                <w:color w:val="000000"/>
-                <w:sz w:val="18"/>
-              </w:rPr>
-              <w:t>四平市</w:t>
-            </w:r>
-          </w:p>
-        </w:tc>
-        <w:tc>
-          <w:tcPr>
-            <w:tcW w:type="dxa" w:w="1344"/>
-            <w:vAlign w:val="center"/>
-            <w:tcBorders>
-              <w:top w:val="single" w:sz="4" w:color="A6A6A6"/>
-              <w:left w:val="single" w:sz="4" w:color="A6A6A6"/>
-              <w:bottom w:val="single" w:sz="4" w:color="A6A6A6"/>
-              <w:right w:val="single" w:sz="4" w:color="A6A6A6"/>
-            </w:tcBorders>
-          </w:tcPr>
-          <w:p>
-            <w:pPr>
-              <w:spacing w:before="0" w:after="0" w:line="276" w:lineRule="auto"/>
-              <w:ind w:firstLine="0"/>
-              <w:jc w:val="center"/>
-            </w:pPr>
-            <w:r/>
-            <w:r>
-              <w:rPr>
-                <w:rFonts w:ascii="Times New Roman" w:hAnsi="Times New Roman" w:eastAsia="楷体"/>
-                <w:b w:val="0"/>
-                <w:color w:val="000000"/>
-                <w:sz w:val="18"/>
-              </w:rPr>
-              <w:t>601.57</w:t>
-            </w:r>
-          </w:p>
-        </w:tc>
-        <w:tc>
-          <w:tcPr>
-            <w:tcW w:type="dxa" w:w="1344"/>
-            <w:vAlign w:val="center"/>
-            <w:tcBorders>
-              <w:top w:val="single" w:sz="4" w:color="A6A6A6"/>
-              <w:left w:val="single" w:sz="4" w:color="A6A6A6"/>
-              <w:bottom w:val="single" w:sz="4" w:color="A6A6A6"/>
-              <w:right w:val="single" w:sz="4" w:color="A6A6A6"/>
-            </w:tcBorders>
-          </w:tcPr>
-          <w:p>
-            <w:pPr>
-              <w:spacing w:before="0" w:after="0" w:line="276" w:lineRule="auto"/>
-              <w:ind w:firstLine="0"/>
-              <w:jc w:val="center"/>
-            </w:pPr>
-            <w:r/>
-            <w:r>
-              <w:rPr>
-                <w:rFonts w:ascii="Times New Roman" w:hAnsi="Times New Roman" w:eastAsia="楷体"/>
-                <w:b w:val="0"/>
-                <w:color w:val="000000"/>
-                <w:sz w:val="18"/>
-              </w:rPr>
-              <w:t>—</w:t>
-            </w:r>
-          </w:p>
-        </w:tc>
-        <w:tc>
-          <w:tcPr>
-            <w:tcW w:type="dxa" w:w="1344"/>
-            <w:vAlign w:val="center"/>
-            <w:tcBorders>
-              <w:top w:val="single" w:sz="4" w:color="A6A6A6"/>
-              <w:left w:val="single" w:sz="4" w:color="A6A6A6"/>
-              <w:bottom w:val="single" w:sz="4" w:color="A6A6A6"/>
-              <w:right w:val="single" w:sz="4" w:color="A6A6A6"/>
-            </w:tcBorders>
-          </w:tcPr>
-          <w:p>
-            <w:pPr>
-              <w:spacing w:before="0" w:after="0" w:line="276" w:lineRule="auto"/>
-              <w:ind w:firstLine="0"/>
-              <w:jc w:val="center"/>
-            </w:pPr>
-            <w:r/>
-            <w:r>
-              <w:rPr>
-                <w:rFonts w:ascii="Times New Roman" w:hAnsi="Times New Roman" w:eastAsia="楷体"/>
-                <w:b w:val="0"/>
-                <w:color w:val="000000"/>
-                <w:sz w:val="18"/>
-              </w:rPr>
-              <w:t>4.60%</w:t>
-            </w:r>
-          </w:p>
-        </w:tc>
-        <w:tc>
-          <w:tcPr>
-            <w:tcW w:type="dxa" w:w="1344"/>
-            <w:vAlign w:val="center"/>
-            <w:tcBorders>
-              <w:top w:val="single" w:sz="4" w:color="A6A6A6"/>
-              <w:left w:val="single" w:sz="4" w:color="A6A6A6"/>
-              <w:bottom w:val="single" w:sz="4" w:color="A6A6A6"/>
-              <w:right w:val="single" w:sz="4" w:color="A6A6A6"/>
-            </w:tcBorders>
-          </w:tcPr>
-          <w:p>
-            <w:pPr>
-              <w:spacing w:before="0" w:after="0" w:line="276" w:lineRule="auto"/>
-              <w:ind w:firstLine="0"/>
-              <w:jc w:val="center"/>
-            </w:pPr>
-            <w:r/>
-            <w:r>
-              <w:rPr>
-                <w:rFonts w:ascii="Times New Roman" w:hAnsi="Times New Roman" w:eastAsia="楷体"/>
-                <w:b w:val="0"/>
-                <w:color w:val="000000"/>
-                <w:sz w:val="18"/>
-              </w:rPr>
-              <w:t xml:space="preserve"> </w:t>
-            </w:r>
-          </w:p>
-        </w:tc>
-        <w:tc>
-          <w:tcPr>
-            <w:tcW w:type="dxa" w:w="1344"/>
-            <w:vAlign w:val="center"/>
-            <w:tcBorders>
-              <w:top w:val="single" w:sz="4" w:color="A6A6A6"/>
-              <w:left w:val="single" w:sz="4" w:color="A6A6A6"/>
-              <w:bottom w:val="single" w:sz="4" w:color="A6A6A6"/>
-              <w:right w:val="single" w:sz="4" w:color="A6A6A6"/>
-            </w:tcBorders>
-          </w:tcPr>
-          <w:p>
-            <w:pPr>
-              <w:spacing w:before="0" w:after="0" w:line="276" w:lineRule="auto"/>
-              <w:ind w:firstLine="0"/>
-              <w:jc w:val="center"/>
-            </w:pPr>
-            <w:r/>
-            <w:r>
-              <w:rPr>
-                <w:rFonts w:ascii="Times New Roman" w:hAnsi="Times New Roman" w:eastAsia="楷体"/>
-                <w:b w:val="0"/>
-                <w:color w:val="000000"/>
-                <w:sz w:val="18"/>
-              </w:rPr>
-              <w:t>—</w:t>
-            </w:r>
-          </w:p>
-        </w:tc>
-        <w:tc>
-          <w:tcPr>
-            <w:tcW w:type="dxa" w:w="1344"/>
-            <w:vAlign w:val="center"/>
-            <w:tcBorders>
-              <w:top w:val="single" w:sz="4" w:color="A6A6A6"/>
-              <w:left w:val="single" w:sz="4" w:color="A6A6A6"/>
-              <w:bottom w:val="single" w:sz="4" w:color="A6A6A6"/>
-              <w:right w:val="single" w:sz="4" w:color="A6A6A6"/>
-            </w:tcBorders>
-          </w:tcPr>
-          <w:p>
-            <w:pPr>
-              <w:spacing w:before="0" w:after="0" w:line="276" w:lineRule="auto"/>
-              <w:ind w:firstLine="0"/>
-              <w:jc w:val="center"/>
-            </w:pPr>
-            <w:r/>
-            <w:r>
-              <w:rPr>
-                <w:rFonts w:ascii="Times New Roman" w:hAnsi="Times New Roman" w:eastAsia="楷体"/>
-                <w:b w:val="0"/>
-                <w:color w:val="000000"/>
-                <w:sz w:val="18"/>
-              </w:rPr>
-              <w:t>—</w:t>
-            </w:r>
-          </w:p>
-        </w:tc>
-      </w:tr>
-      <w:tr>
-        <w:tc>
-          <w:tcPr>
-            <w:tcW w:type="dxa" w:w="1344"/>
-            <w:vAlign w:val="center"/>
-            <w:tcBorders>
-              <w:top w:val="single" w:sz="4" w:color="A6A6A6"/>
-              <w:left w:val="single" w:sz="4" w:color="A6A6A6"/>
-              <w:bottom w:val="single" w:sz="4" w:color="A6A6A6"/>
-              <w:right w:val="single" w:sz="4" w:color="A6A6A6"/>
-            </w:tcBorders>
-          </w:tcPr>
-          <w:p>
-            <w:pPr>
-              <w:spacing w:before="0" w:after="0" w:line="276" w:lineRule="auto"/>
-              <w:ind w:firstLine="0"/>
-              <w:jc w:val="left"/>
-            </w:pPr>
-            <w:r/>
-            <w:r>
-              <w:rPr>
-                <w:rFonts w:ascii="Times New Roman" w:hAnsi="Times New Roman" w:eastAsia="楷体"/>
-                <w:b w:val="0"/>
-                <w:color w:val="000000"/>
-                <w:sz w:val="18"/>
-              </w:rPr>
-              <w:t>通化市</w:t>
-            </w:r>
-          </w:p>
-        </w:tc>
-        <w:tc>
-          <w:tcPr>
-            <w:tcW w:type="dxa" w:w="1344"/>
-            <w:vAlign w:val="center"/>
-            <w:tcBorders>
-              <w:top w:val="single" w:sz="4" w:color="A6A6A6"/>
-              <w:left w:val="single" w:sz="4" w:color="A6A6A6"/>
-              <w:bottom w:val="single" w:sz="4" w:color="A6A6A6"/>
-              <w:right w:val="single" w:sz="4" w:color="A6A6A6"/>
-            </w:tcBorders>
-          </w:tcPr>
-          <w:p>
-            <w:pPr>
-              <w:spacing w:before="0" w:after="0" w:line="276" w:lineRule="auto"/>
-              <w:ind w:firstLine="0"/>
-              <w:jc w:val="center"/>
-            </w:pPr>
-            <w:r/>
-            <w:r>
-              <w:rPr>
-                <w:rFonts w:ascii="Times New Roman" w:hAnsi="Times New Roman" w:eastAsia="楷体"/>
-                <w:b w:val="0"/>
-                <w:color w:val="000000"/>
-                <w:sz w:val="18"/>
-              </w:rPr>
-              <w:t>592.14</w:t>
-            </w:r>
-          </w:p>
-        </w:tc>
-        <w:tc>
-          <w:tcPr>
-            <w:tcW w:type="dxa" w:w="1344"/>
-            <w:vAlign w:val="center"/>
-            <w:tcBorders>
-              <w:top w:val="single" w:sz="4" w:color="A6A6A6"/>
-              <w:left w:val="single" w:sz="4" w:color="A6A6A6"/>
-              <w:bottom w:val="single" w:sz="4" w:color="A6A6A6"/>
-              <w:right w:val="single" w:sz="4" w:color="A6A6A6"/>
-            </w:tcBorders>
-          </w:tcPr>
-          <w:p>
-            <w:pPr>
-              <w:spacing w:before="0" w:after="0" w:line="276" w:lineRule="auto"/>
-              <w:ind w:firstLine="0"/>
-              <w:jc w:val="center"/>
-            </w:pPr>
-            <w:r/>
-            <w:r>
-              <w:rPr>
-                <w:rFonts w:ascii="Times New Roman" w:hAnsi="Times New Roman" w:eastAsia="楷体"/>
-                <w:b w:val="0"/>
-                <w:color w:val="000000"/>
-                <w:sz w:val="18"/>
-              </w:rPr>
-              <w:t>—</w:t>
-            </w:r>
-          </w:p>
-        </w:tc>
-        <w:tc>
-          <w:tcPr>
-            <w:tcW w:type="dxa" w:w="1344"/>
-            <w:vAlign w:val="center"/>
-            <w:tcBorders>
-              <w:top w:val="single" w:sz="4" w:color="A6A6A6"/>
-              <w:left w:val="single" w:sz="4" w:color="A6A6A6"/>
-              <w:bottom w:val="single" w:sz="4" w:color="A6A6A6"/>
-              <w:right w:val="single" w:sz="4" w:color="A6A6A6"/>
-            </w:tcBorders>
-          </w:tcPr>
-          <w:p>
-            <w:pPr>
-              <w:spacing w:before="0" w:after="0" w:line="276" w:lineRule="auto"/>
-              <w:ind w:firstLine="0"/>
-              <w:jc w:val="center"/>
-            </w:pPr>
-            <w:r/>
-            <w:r>
-              <w:rPr>
-                <w:rFonts w:ascii="Times New Roman" w:hAnsi="Times New Roman" w:eastAsia="楷体"/>
-                <w:b w:val="0"/>
-                <w:color w:val="000000"/>
-                <w:sz w:val="18"/>
-              </w:rPr>
-              <w:t>4.50%</w:t>
-            </w:r>
-          </w:p>
-        </w:tc>
-        <w:tc>
-          <w:tcPr>
-            <w:tcW w:type="dxa" w:w="1344"/>
-            <w:vAlign w:val="center"/>
-            <w:tcBorders>
-              <w:top w:val="single" w:sz="4" w:color="A6A6A6"/>
-              <w:left w:val="single" w:sz="4" w:color="A6A6A6"/>
-              <w:bottom w:val="single" w:sz="4" w:color="A6A6A6"/>
-              <w:right w:val="single" w:sz="4" w:color="A6A6A6"/>
-            </w:tcBorders>
-          </w:tcPr>
-          <w:p>
-            <w:pPr>
-              <w:spacing w:before="0" w:after="0" w:line="276" w:lineRule="auto"/>
-              <w:ind w:firstLine="0"/>
-              <w:jc w:val="center"/>
-            </w:pPr>
-            <w:r/>
-            <w:r>
-              <w:rPr>
-                <w:rFonts w:ascii="Times New Roman" w:hAnsi="Times New Roman" w:eastAsia="楷体"/>
-                <w:b w:val="0"/>
-                <w:color w:val="000000"/>
-                <w:sz w:val="18"/>
-              </w:rPr>
-              <w:t xml:space="preserve"> </w:t>
-            </w:r>
-          </w:p>
-        </w:tc>
-        <w:tc>
-          <w:tcPr>
-            <w:tcW w:type="dxa" w:w="1344"/>
-            <w:vAlign w:val="center"/>
-            <w:tcBorders>
-              <w:top w:val="single" w:sz="4" w:color="A6A6A6"/>
-              <w:left w:val="single" w:sz="4" w:color="A6A6A6"/>
-              <w:bottom w:val="single" w:sz="4" w:color="A6A6A6"/>
-              <w:right w:val="single" w:sz="4" w:color="A6A6A6"/>
-            </w:tcBorders>
-          </w:tcPr>
-          <w:p>
-            <w:pPr>
-              <w:spacing w:before="0" w:after="0" w:line="276" w:lineRule="auto"/>
-              <w:ind w:firstLine="0"/>
-              <w:jc w:val="center"/>
-            </w:pPr>
-            <w:r/>
-            <w:r>
-              <w:rPr>
-                <w:rFonts w:ascii="Times New Roman" w:hAnsi="Times New Roman" w:eastAsia="楷体"/>
-                <w:b w:val="0"/>
-                <w:color w:val="000000"/>
-                <w:sz w:val="18"/>
-              </w:rPr>
-              <w:t>66.92</w:t>
-            </w:r>
-          </w:p>
-        </w:tc>
-        <w:tc>
-          <w:tcPr>
-            <w:tcW w:type="dxa" w:w="1344"/>
-            <w:vAlign w:val="center"/>
-            <w:tcBorders>
-              <w:top w:val="single" w:sz="4" w:color="A6A6A6"/>
-              <w:left w:val="single" w:sz="4" w:color="A6A6A6"/>
-              <w:bottom w:val="single" w:sz="4" w:color="A6A6A6"/>
-              <w:right w:val="single" w:sz="4" w:color="A6A6A6"/>
-            </w:tcBorders>
-          </w:tcPr>
-          <w:p>
-            <w:pPr>
-              <w:spacing w:before="0" w:after="0" w:line="276" w:lineRule="auto"/>
-              <w:ind w:firstLine="0"/>
-              <w:jc w:val="center"/>
-            </w:pPr>
-            <w:r/>
-            <w:r>
-              <w:rPr>
-                <w:rFonts w:ascii="Times New Roman" w:hAnsi="Times New Roman" w:eastAsia="楷体"/>
-                <w:b w:val="0"/>
-                <w:color w:val="000000"/>
-                <w:sz w:val="18"/>
-              </w:rPr>
-              <w:t>—</w:t>
-            </w:r>
-          </w:p>
-        </w:tc>
-      </w:tr>
-      <w:tr>
-        <w:tc>
-          <w:tcPr>
-            <w:tcW w:type="dxa" w:w="1344"/>
-            <w:vAlign w:val="center"/>
-            <w:tcBorders>
-              <w:top w:val="single" w:sz="4" w:color="A6A6A6"/>
-              <w:left w:val="single" w:sz="4" w:color="A6A6A6"/>
-              <w:bottom w:val="single" w:sz="4" w:color="A6A6A6"/>
-              <w:right w:val="single" w:sz="4" w:color="A6A6A6"/>
-            </w:tcBorders>
-          </w:tcPr>
-          <w:p>
-            <w:pPr>
-              <w:spacing w:before="0" w:after="0" w:line="276" w:lineRule="auto"/>
-              <w:ind w:firstLine="0"/>
-              <w:jc w:val="left"/>
-            </w:pPr>
-            <w:r/>
-            <w:r>
-              <w:rPr>
-                <w:rFonts w:ascii="Times New Roman" w:hAnsi="Times New Roman" w:eastAsia="楷体"/>
-                <w:b w:val="0"/>
-                <w:color w:val="000000"/>
-                <w:sz w:val="18"/>
-              </w:rPr>
-              <w:t>白山市</w:t>
-            </w:r>
-          </w:p>
-        </w:tc>
-        <w:tc>
-          <w:tcPr>
-            <w:tcW w:type="dxa" w:w="1344"/>
-            <w:vAlign w:val="center"/>
-            <w:tcBorders>
-              <w:top w:val="single" w:sz="4" w:color="A6A6A6"/>
-              <w:left w:val="single" w:sz="4" w:color="A6A6A6"/>
-              <w:bottom w:val="single" w:sz="4" w:color="A6A6A6"/>
-              <w:right w:val="single" w:sz="4" w:color="A6A6A6"/>
-            </w:tcBorders>
-          </w:tcPr>
-          <w:p>
-            <w:pPr>
-              <w:spacing w:before="0" w:after="0" w:line="276" w:lineRule="auto"/>
-              <w:ind w:firstLine="0"/>
-              <w:jc w:val="center"/>
-            </w:pPr>
-            <w:r/>
-            <w:r>
-              <w:rPr>
-                <w:rFonts w:ascii="Times New Roman" w:hAnsi="Times New Roman" w:eastAsia="楷体"/>
-                <w:b w:val="0"/>
-                <w:color w:val="000000"/>
-                <w:sz w:val="18"/>
-              </w:rPr>
-              <w:t>590.17</w:t>
-            </w:r>
-          </w:p>
-        </w:tc>
-        <w:tc>
-          <w:tcPr>
-            <w:tcW w:type="dxa" w:w="1344"/>
-            <w:vAlign w:val="center"/>
-            <w:tcBorders>
-              <w:top w:val="single" w:sz="4" w:color="A6A6A6"/>
-              <w:left w:val="single" w:sz="4" w:color="A6A6A6"/>
-              <w:bottom w:val="single" w:sz="4" w:color="A6A6A6"/>
-              <w:right w:val="single" w:sz="4" w:color="A6A6A6"/>
-            </w:tcBorders>
-          </w:tcPr>
-          <w:p>
-            <w:pPr>
-              <w:spacing w:before="0" w:after="0" w:line="276" w:lineRule="auto"/>
-              <w:ind w:firstLine="0"/>
-              <w:jc w:val="center"/>
-            </w:pPr>
-            <w:r/>
-            <w:r>
-              <w:rPr>
-                <w:rFonts w:ascii="Times New Roman" w:hAnsi="Times New Roman" w:eastAsia="楷体"/>
-                <w:b w:val="0"/>
-                <w:color w:val="000000"/>
-                <w:sz w:val="18"/>
-              </w:rPr>
-              <w:t>—</w:t>
-            </w:r>
-          </w:p>
-        </w:tc>
-        <w:tc>
-          <w:tcPr>
-            <w:tcW w:type="dxa" w:w="1344"/>
-            <w:vAlign w:val="center"/>
-            <w:tcBorders>
-              <w:top w:val="single" w:sz="4" w:color="A6A6A6"/>
-              <w:left w:val="single" w:sz="4" w:color="A6A6A6"/>
-              <w:bottom w:val="single" w:sz="4" w:color="A6A6A6"/>
-              <w:right w:val="single" w:sz="4" w:color="A6A6A6"/>
-            </w:tcBorders>
-          </w:tcPr>
-          <w:p>
-            <w:pPr>
-              <w:spacing w:before="0" w:after="0" w:line="276" w:lineRule="auto"/>
-              <w:ind w:firstLine="0"/>
-              <w:jc w:val="center"/>
-            </w:pPr>
-            <w:r/>
-            <w:r>
-              <w:rPr>
-                <w:rFonts w:ascii="Times New Roman" w:hAnsi="Times New Roman" w:eastAsia="楷体"/>
-                <w:b w:val="0"/>
-                <w:color w:val="000000"/>
-                <w:sz w:val="18"/>
-              </w:rPr>
-              <w:t>5.60%</w:t>
-            </w:r>
-          </w:p>
-        </w:tc>
-        <w:tc>
-          <w:tcPr>
-            <w:tcW w:type="dxa" w:w="1344"/>
-            <w:vAlign w:val="center"/>
-            <w:tcBorders>
-              <w:top w:val="single" w:sz="4" w:color="A6A6A6"/>
-              <w:left w:val="single" w:sz="4" w:color="A6A6A6"/>
-              <w:bottom w:val="single" w:sz="4" w:color="A6A6A6"/>
-              <w:right w:val="single" w:sz="4" w:color="A6A6A6"/>
-            </w:tcBorders>
-          </w:tcPr>
-          <w:p>
-            <w:pPr>
-              <w:spacing w:before="0" w:after="0" w:line="276" w:lineRule="auto"/>
-              <w:ind w:firstLine="0"/>
-              <w:jc w:val="center"/>
-            </w:pPr>
-            <w:r/>
-            <w:r>
-              <w:rPr>
-                <w:rFonts w:ascii="Times New Roman" w:hAnsi="Times New Roman" w:eastAsia="楷体"/>
-                <w:b w:val="0"/>
-                <w:color w:val="000000"/>
-                <w:sz w:val="18"/>
-              </w:rPr>
-              <w:t xml:space="preserve"> </w:t>
-            </w:r>
-          </w:p>
-        </w:tc>
-        <w:tc>
-          <w:tcPr>
-            <w:tcW w:type="dxa" w:w="1344"/>
-            <w:vAlign w:val="center"/>
-            <w:tcBorders>
-              <w:top w:val="single" w:sz="4" w:color="A6A6A6"/>
-              <w:left w:val="single" w:sz="4" w:color="A6A6A6"/>
-              <w:bottom w:val="single" w:sz="4" w:color="A6A6A6"/>
-              <w:right w:val="single" w:sz="4" w:color="A6A6A6"/>
-            </w:tcBorders>
-          </w:tcPr>
-          <w:p>
-            <w:pPr>
-              <w:spacing w:before="0" w:after="0" w:line="276" w:lineRule="auto"/>
-              <w:ind w:firstLine="0"/>
-              <w:jc w:val="center"/>
-            </w:pPr>
-            <w:r/>
-            <w:r>
-              <w:rPr>
-                <w:rFonts w:ascii="Times New Roman" w:hAnsi="Times New Roman" w:eastAsia="楷体"/>
-                <w:b w:val="0"/>
-                <w:color w:val="000000"/>
-                <w:sz w:val="18"/>
-              </w:rPr>
-              <w:t>36.80</w:t>
-            </w:r>
-          </w:p>
-        </w:tc>
-        <w:tc>
-          <w:tcPr>
-            <w:tcW w:type="dxa" w:w="1344"/>
-            <w:vAlign w:val="center"/>
-            <w:tcBorders>
-              <w:top w:val="single" w:sz="4" w:color="A6A6A6"/>
-              <w:left w:val="single" w:sz="4" w:color="A6A6A6"/>
-              <w:bottom w:val="single" w:sz="4" w:color="A6A6A6"/>
-              <w:right w:val="single" w:sz="4" w:color="A6A6A6"/>
-            </w:tcBorders>
-          </w:tcPr>
-          <w:p>
-            <w:pPr>
-              <w:spacing w:before="0" w:after="0" w:line="276" w:lineRule="auto"/>
-              <w:ind w:firstLine="0"/>
-              <w:jc w:val="center"/>
-            </w:pPr>
-            <w:r/>
-            <w:r>
-              <w:rPr>
-                <w:rFonts w:ascii="Times New Roman" w:hAnsi="Times New Roman" w:eastAsia="楷体"/>
-                <w:b w:val="0"/>
-                <w:color w:val="000000"/>
-                <w:sz w:val="18"/>
-              </w:rPr>
-              <w:t>—</w:t>
-            </w:r>
-          </w:p>
-        </w:tc>
-      </w:tr>
-      <w:tr>
-        <w:tc>
-          <w:tcPr>
-            <w:tcW w:type="dxa" w:w="1344"/>
-            <w:vAlign w:val="center"/>
-            <w:tcBorders>
-              <w:top w:val="single" w:sz="4" w:color="A6A6A6"/>
-              <w:left w:val="single" w:sz="4" w:color="A6A6A6"/>
-              <w:bottom w:val="single" w:sz="4" w:color="A6A6A6"/>
-              <w:right w:val="single" w:sz="4" w:color="A6A6A6"/>
-            </w:tcBorders>
-          </w:tcPr>
-          <w:p>
-            <w:pPr>
-              <w:spacing w:before="0" w:after="0" w:line="276" w:lineRule="auto"/>
-              <w:ind w:firstLine="0"/>
-              <w:jc w:val="left"/>
-            </w:pPr>
-            <w:r/>
-            <w:r>
-              <w:rPr>
-                <w:rFonts w:ascii="Times New Roman" w:hAnsi="Times New Roman" w:eastAsia="楷体"/>
-                <w:b w:val="0"/>
-                <w:color w:val="000000"/>
-                <w:sz w:val="18"/>
-              </w:rPr>
-              <w:t>辽源市</w:t>
-            </w:r>
-          </w:p>
-        </w:tc>
-        <w:tc>
-          <w:tcPr>
-            <w:tcW w:type="dxa" w:w="1344"/>
-            <w:vAlign w:val="center"/>
-            <w:tcBorders>
-              <w:top w:val="single" w:sz="4" w:color="A6A6A6"/>
-              <w:left w:val="single" w:sz="4" w:color="A6A6A6"/>
-              <w:bottom w:val="single" w:sz="4" w:color="A6A6A6"/>
-              <w:right w:val="single" w:sz="4" w:color="A6A6A6"/>
-            </w:tcBorders>
-          </w:tcPr>
-          <w:p>
-            <w:pPr>
-              <w:spacing w:before="0" w:after="0" w:line="276" w:lineRule="auto"/>
-              <w:ind w:firstLine="0"/>
-              <w:jc w:val="center"/>
-            </w:pPr>
-            <w:r/>
-            <w:r>
-              <w:rPr>
-                <w:rFonts w:ascii="Times New Roman" w:hAnsi="Times New Roman" w:eastAsia="楷体"/>
-                <w:b w:val="0"/>
-                <w:color w:val="000000"/>
-                <w:sz w:val="18"/>
-              </w:rPr>
-              <w:t>547.09</w:t>
+              <w:t>3,398.86</w:t>
             </w:r>
           </w:p>
         </w:tc>
@@ -2147,7 +1327,7 @@
                 <w:color w:val="000000"/>
                 <w:sz w:val="18"/>
               </w:rPr>
-              <w:t>31.77</w:t>
+              <w:t>209.31</w:t>
             </w:r>
           </w:p>
         </w:tc>
@@ -2181,6 +1361,1646 @@
           </w:p>
         </w:tc>
       </w:tr>
+      <w:tr>
+        <w:tc>
+          <w:tcPr>
+            <w:tcW w:type="dxa" w:w="1344"/>
+            <w:vAlign w:val="center"/>
+            <w:tcBorders>
+              <w:top w:val="single" w:sz="4" w:color="A6A6A6"/>
+              <w:left w:val="single" w:sz="4" w:color="A6A6A6"/>
+              <w:bottom w:val="single" w:sz="4" w:color="A6A6A6"/>
+              <w:right w:val="single" w:sz="4" w:color="A6A6A6"/>
+            </w:tcBorders>
+          </w:tcPr>
+          <w:p>
+            <w:pPr>
+              <w:spacing w:before="0" w:after="0" w:line="276" w:lineRule="auto"/>
+              <w:ind w:firstLine="0"/>
+              <w:jc w:val="left"/>
+            </w:pPr>
+            <w:r/>
+            <w:r>
+              <w:rPr>
+                <w:rFonts w:ascii="Times New Roman" w:hAnsi="Times New Roman" w:eastAsia="楷体"/>
+                <w:b w:val="0"/>
+                <w:color w:val="000000"/>
+                <w:sz w:val="18"/>
+              </w:rPr>
+              <w:t>黄冈市</w:t>
+            </w:r>
+          </w:p>
+        </w:tc>
+        <w:tc>
+          <w:tcPr>
+            <w:tcW w:type="dxa" w:w="1344"/>
+            <w:vAlign w:val="center"/>
+            <w:tcBorders>
+              <w:top w:val="single" w:sz="4" w:color="A6A6A6"/>
+              <w:left w:val="single" w:sz="4" w:color="A6A6A6"/>
+              <w:bottom w:val="single" w:sz="4" w:color="A6A6A6"/>
+              <w:right w:val="single" w:sz="4" w:color="A6A6A6"/>
+            </w:tcBorders>
+          </w:tcPr>
+          <w:p>
+            <w:pPr>
+              <w:spacing w:before="0" w:after="0" w:line="276" w:lineRule="auto"/>
+              <w:ind w:firstLine="0"/>
+              <w:jc w:val="center"/>
+            </w:pPr>
+            <w:r/>
+            <w:r>
+              <w:rPr>
+                <w:rFonts w:ascii="Times New Roman" w:hAnsi="Times New Roman" w:eastAsia="楷体"/>
+                <w:b w:val="0"/>
+                <w:color w:val="000000"/>
+                <w:sz w:val="18"/>
+              </w:rPr>
+              <w:t>3,303.59</w:t>
+            </w:r>
+          </w:p>
+        </w:tc>
+        <w:tc>
+          <w:tcPr>
+            <w:tcW w:type="dxa" w:w="1344"/>
+            <w:vAlign w:val="center"/>
+            <w:tcBorders>
+              <w:top w:val="single" w:sz="4" w:color="A6A6A6"/>
+              <w:left w:val="single" w:sz="4" w:color="A6A6A6"/>
+              <w:bottom w:val="single" w:sz="4" w:color="A6A6A6"/>
+              <w:right w:val="single" w:sz="4" w:color="A6A6A6"/>
+            </w:tcBorders>
+          </w:tcPr>
+          <w:p>
+            <w:pPr>
+              <w:spacing w:before="0" w:after="0" w:line="276" w:lineRule="auto"/>
+              <w:ind w:firstLine="0"/>
+              <w:jc w:val="center"/>
+            </w:pPr>
+            <w:r/>
+            <w:r>
+              <w:rPr>
+                <w:rFonts w:ascii="Times New Roman" w:hAnsi="Times New Roman" w:eastAsia="楷体"/>
+                <w:b w:val="0"/>
+                <w:color w:val="000000"/>
+                <w:sz w:val="18"/>
+              </w:rPr>
+              <w:t>5.75</w:t>
+            </w:r>
+          </w:p>
+        </w:tc>
+        <w:tc>
+          <w:tcPr>
+            <w:tcW w:type="dxa" w:w="1344"/>
+            <w:vAlign w:val="center"/>
+            <w:tcBorders>
+              <w:top w:val="single" w:sz="4" w:color="A6A6A6"/>
+              <w:left w:val="single" w:sz="4" w:color="A6A6A6"/>
+              <w:bottom w:val="single" w:sz="4" w:color="A6A6A6"/>
+              <w:right w:val="single" w:sz="4" w:color="A6A6A6"/>
+            </w:tcBorders>
+          </w:tcPr>
+          <w:p>
+            <w:pPr>
+              <w:spacing w:before="0" w:after="0" w:line="276" w:lineRule="auto"/>
+              <w:ind w:firstLine="0"/>
+              <w:jc w:val="center"/>
+            </w:pPr>
+            <w:r/>
+            <w:r>
+              <w:rPr>
+                <w:rFonts w:ascii="Times New Roman" w:hAnsi="Times New Roman" w:eastAsia="楷体"/>
+                <w:b w:val="0"/>
+                <w:color w:val="000000"/>
+                <w:sz w:val="18"/>
+              </w:rPr>
+              <w:t>5.10%</w:t>
+            </w:r>
+          </w:p>
+        </w:tc>
+        <w:tc>
+          <w:tcPr>
+            <w:tcW w:type="dxa" w:w="1344"/>
+            <w:vAlign w:val="center"/>
+            <w:tcBorders>
+              <w:top w:val="single" w:sz="4" w:color="A6A6A6"/>
+              <w:left w:val="single" w:sz="4" w:color="A6A6A6"/>
+              <w:bottom w:val="single" w:sz="4" w:color="A6A6A6"/>
+              <w:right w:val="single" w:sz="4" w:color="A6A6A6"/>
+            </w:tcBorders>
+          </w:tcPr>
+          <w:p>
+            <w:pPr>
+              <w:spacing w:before="0" w:after="0" w:line="276" w:lineRule="auto"/>
+              <w:ind w:firstLine="0"/>
+              <w:jc w:val="center"/>
+            </w:pPr>
+            <w:r/>
+            <w:r>
+              <w:rPr>
+                <w:rFonts w:ascii="Times New Roman" w:hAnsi="Times New Roman" w:eastAsia="楷体"/>
+                <w:b w:val="0"/>
+                <w:color w:val="000000"/>
+                <w:sz w:val="18"/>
+              </w:rPr>
+              <w:t>17.5:32.3:50.2</w:t>
+            </w:r>
+          </w:p>
+        </w:tc>
+        <w:tc>
+          <w:tcPr>
+            <w:tcW w:type="dxa" w:w="1344"/>
+            <w:vAlign w:val="center"/>
+            <w:tcBorders>
+              <w:top w:val="single" w:sz="4" w:color="A6A6A6"/>
+              <w:left w:val="single" w:sz="4" w:color="A6A6A6"/>
+              <w:bottom w:val="single" w:sz="4" w:color="A6A6A6"/>
+              <w:right w:val="single" w:sz="4" w:color="A6A6A6"/>
+            </w:tcBorders>
+          </w:tcPr>
+          <w:p>
+            <w:pPr>
+              <w:spacing w:before="0" w:after="0" w:line="276" w:lineRule="auto"/>
+              <w:ind w:firstLine="0"/>
+              <w:jc w:val="center"/>
+            </w:pPr>
+            <w:r/>
+            <w:r>
+              <w:rPr>
+                <w:rFonts w:ascii="Times New Roman" w:hAnsi="Times New Roman" w:eastAsia="楷体"/>
+                <w:b w:val="0"/>
+                <w:color w:val="000000"/>
+                <w:sz w:val="18"/>
+              </w:rPr>
+              <w:t>205.60</w:t>
+            </w:r>
+          </w:p>
+        </w:tc>
+        <w:tc>
+          <w:tcPr>
+            <w:tcW w:type="dxa" w:w="1344"/>
+            <w:vAlign w:val="center"/>
+            <w:tcBorders>
+              <w:top w:val="single" w:sz="4" w:color="A6A6A6"/>
+              <w:left w:val="single" w:sz="4" w:color="A6A6A6"/>
+              <w:bottom w:val="single" w:sz="4" w:color="A6A6A6"/>
+              <w:right w:val="single" w:sz="4" w:color="A6A6A6"/>
+            </w:tcBorders>
+          </w:tcPr>
+          <w:p>
+            <w:pPr>
+              <w:spacing w:before="0" w:after="0" w:line="276" w:lineRule="auto"/>
+              <w:ind w:firstLine="0"/>
+              <w:jc w:val="center"/>
+            </w:pPr>
+            <w:r/>
+            <w:r>
+              <w:rPr>
+                <w:rFonts w:ascii="Times New Roman" w:hAnsi="Times New Roman" w:eastAsia="楷体"/>
+                <w:b w:val="0"/>
+                <w:color w:val="000000"/>
+                <w:sz w:val="18"/>
+              </w:rPr>
+              <w:t>575.00</w:t>
+            </w:r>
+          </w:p>
+        </w:tc>
+      </w:tr>
+      <w:tr>
+        <w:tc>
+          <w:tcPr>
+            <w:tcW w:type="dxa" w:w="1344"/>
+            <w:vAlign w:val="center"/>
+            <w:tcBorders>
+              <w:top w:val="single" w:sz="4" w:color="A6A6A6"/>
+              <w:left w:val="single" w:sz="4" w:color="A6A6A6"/>
+              <w:bottom w:val="single" w:sz="4" w:color="A6A6A6"/>
+              <w:right w:val="single" w:sz="4" w:color="A6A6A6"/>
+            </w:tcBorders>
+          </w:tcPr>
+          <w:p>
+            <w:pPr>
+              <w:spacing w:before="0" w:after="0" w:line="276" w:lineRule="auto"/>
+              <w:ind w:firstLine="0"/>
+              <w:jc w:val="left"/>
+            </w:pPr>
+            <w:r/>
+            <w:r>
+              <w:rPr>
+                <w:rFonts w:ascii="Times New Roman" w:hAnsi="Times New Roman" w:eastAsia="楷体"/>
+                <w:b w:val="0"/>
+                <w:color w:val="000000"/>
+                <w:sz w:val="18"/>
+              </w:rPr>
+              <w:t>十堰市</w:t>
+            </w:r>
+          </w:p>
+        </w:tc>
+        <w:tc>
+          <w:tcPr>
+            <w:tcW w:type="dxa" w:w="1344"/>
+            <w:vAlign w:val="center"/>
+            <w:tcBorders>
+              <w:top w:val="single" w:sz="4" w:color="A6A6A6"/>
+              <w:left w:val="single" w:sz="4" w:color="A6A6A6"/>
+              <w:bottom w:val="single" w:sz="4" w:color="A6A6A6"/>
+              <w:right w:val="single" w:sz="4" w:color="A6A6A6"/>
+            </w:tcBorders>
+          </w:tcPr>
+          <w:p>
+            <w:pPr>
+              <w:spacing w:before="0" w:after="0" w:line="276" w:lineRule="auto"/>
+              <w:ind w:firstLine="0"/>
+              <w:jc w:val="center"/>
+            </w:pPr>
+            <w:r/>
+            <w:r>
+              <w:rPr>
+                <w:rFonts w:ascii="Times New Roman" w:hAnsi="Times New Roman" w:eastAsia="楷体"/>
+                <w:b w:val="0"/>
+                <w:color w:val="000000"/>
+                <w:sz w:val="18"/>
+              </w:rPr>
+              <w:t>2,704.80</w:t>
+            </w:r>
+          </w:p>
+        </w:tc>
+        <w:tc>
+          <w:tcPr>
+            <w:tcW w:type="dxa" w:w="1344"/>
+            <w:vAlign w:val="center"/>
+            <w:tcBorders>
+              <w:top w:val="single" w:sz="4" w:color="A6A6A6"/>
+              <w:left w:val="single" w:sz="4" w:color="A6A6A6"/>
+              <w:bottom w:val="single" w:sz="4" w:color="A6A6A6"/>
+              <w:right w:val="single" w:sz="4" w:color="A6A6A6"/>
+            </w:tcBorders>
+          </w:tcPr>
+          <w:p>
+            <w:pPr>
+              <w:spacing w:before="0" w:after="0" w:line="276" w:lineRule="auto"/>
+              <w:ind w:firstLine="0"/>
+              <w:jc w:val="center"/>
+            </w:pPr>
+            <w:r/>
+            <w:r>
+              <w:rPr>
+                <w:rFonts w:ascii="Times New Roman" w:hAnsi="Times New Roman" w:eastAsia="楷体"/>
+                <w:b w:val="0"/>
+                <w:color w:val="000000"/>
+                <w:sz w:val="18"/>
+              </w:rPr>
+              <w:t>8.63</w:t>
+            </w:r>
+          </w:p>
+        </w:tc>
+        <w:tc>
+          <w:tcPr>
+            <w:tcW w:type="dxa" w:w="1344"/>
+            <w:vAlign w:val="center"/>
+            <w:tcBorders>
+              <w:top w:val="single" w:sz="4" w:color="A6A6A6"/>
+              <w:left w:val="single" w:sz="4" w:color="A6A6A6"/>
+              <w:bottom w:val="single" w:sz="4" w:color="A6A6A6"/>
+              <w:right w:val="single" w:sz="4" w:color="A6A6A6"/>
+            </w:tcBorders>
+          </w:tcPr>
+          <w:p>
+            <w:pPr>
+              <w:spacing w:before="0" w:after="0" w:line="276" w:lineRule="auto"/>
+              <w:ind w:firstLine="0"/>
+              <w:jc w:val="center"/>
+            </w:pPr>
+            <w:r/>
+            <w:r>
+              <w:rPr>
+                <w:rFonts w:ascii="Times New Roman" w:hAnsi="Times New Roman" w:eastAsia="楷体"/>
+                <w:b w:val="0"/>
+                <w:color w:val="000000"/>
+                <w:sz w:val="18"/>
+              </w:rPr>
+              <w:t>6.40%</w:t>
+            </w:r>
+          </w:p>
+        </w:tc>
+        <w:tc>
+          <w:tcPr>
+            <w:tcW w:type="dxa" w:w="1344"/>
+            <w:vAlign w:val="center"/>
+            <w:tcBorders>
+              <w:top w:val="single" w:sz="4" w:color="A6A6A6"/>
+              <w:left w:val="single" w:sz="4" w:color="A6A6A6"/>
+              <w:bottom w:val="single" w:sz="4" w:color="A6A6A6"/>
+              <w:right w:val="single" w:sz="4" w:color="A6A6A6"/>
+            </w:tcBorders>
+          </w:tcPr>
+          <w:p>
+            <w:pPr>
+              <w:spacing w:before="0" w:after="0" w:line="276" w:lineRule="auto"/>
+              <w:ind w:firstLine="0"/>
+              <w:jc w:val="center"/>
+            </w:pPr>
+            <w:r/>
+            <w:r>
+              <w:rPr>
+                <w:rFonts w:ascii="Times New Roman" w:hAnsi="Times New Roman" w:eastAsia="楷体"/>
+                <w:b w:val="0"/>
+                <w:color w:val="000000"/>
+                <w:sz w:val="18"/>
+              </w:rPr>
+              <w:t>9:36.2:54.8</w:t>
+            </w:r>
+          </w:p>
+        </w:tc>
+        <w:tc>
+          <w:tcPr>
+            <w:tcW w:type="dxa" w:w="1344"/>
+            <w:vAlign w:val="center"/>
+            <w:tcBorders>
+              <w:top w:val="single" w:sz="4" w:color="A6A6A6"/>
+              <w:left w:val="single" w:sz="4" w:color="A6A6A6"/>
+              <w:bottom w:val="single" w:sz="4" w:color="A6A6A6"/>
+              <w:right w:val="single" w:sz="4" w:color="A6A6A6"/>
+            </w:tcBorders>
+          </w:tcPr>
+          <w:p>
+            <w:pPr>
+              <w:spacing w:before="0" w:after="0" w:line="276" w:lineRule="auto"/>
+              <w:ind w:firstLine="0"/>
+              <w:jc w:val="center"/>
+            </w:pPr>
+            <w:r/>
+            <w:r>
+              <w:rPr>
+                <w:rFonts w:ascii="Times New Roman" w:hAnsi="Times New Roman" w:eastAsia="楷体"/>
+                <w:b w:val="0"/>
+                <w:color w:val="000000"/>
+                <w:sz w:val="18"/>
+              </w:rPr>
+              <w:t>168.18</w:t>
+            </w:r>
+          </w:p>
+        </w:tc>
+        <w:tc>
+          <w:tcPr>
+            <w:tcW w:type="dxa" w:w="1344"/>
+            <w:vAlign w:val="center"/>
+            <w:tcBorders>
+              <w:top w:val="single" w:sz="4" w:color="A6A6A6"/>
+              <w:left w:val="single" w:sz="4" w:color="A6A6A6"/>
+              <w:bottom w:val="single" w:sz="4" w:color="A6A6A6"/>
+              <w:right w:val="single" w:sz="4" w:color="A6A6A6"/>
+            </w:tcBorders>
+          </w:tcPr>
+          <w:p>
+            <w:pPr>
+              <w:spacing w:before="0" w:after="0" w:line="276" w:lineRule="auto"/>
+              <w:ind w:firstLine="0"/>
+              <w:jc w:val="center"/>
+            </w:pPr>
+            <w:r/>
+            <w:r>
+              <w:rPr>
+                <w:rFonts w:ascii="Times New Roman" w:hAnsi="Times New Roman" w:eastAsia="楷体"/>
+                <w:b w:val="0"/>
+                <w:color w:val="000000"/>
+                <w:sz w:val="18"/>
+              </w:rPr>
+              <w:t>312.45</w:t>
+            </w:r>
+          </w:p>
+        </w:tc>
+      </w:tr>
+      <w:tr>
+        <w:tc>
+          <w:tcPr>
+            <w:tcW w:type="dxa" w:w="1344"/>
+            <w:vAlign w:val="center"/>
+            <w:tcBorders>
+              <w:top w:val="single" w:sz="4" w:color="A6A6A6"/>
+              <w:left w:val="single" w:sz="4" w:color="A6A6A6"/>
+              <w:bottom w:val="single" w:sz="4" w:color="A6A6A6"/>
+              <w:right w:val="single" w:sz="4" w:color="A6A6A6"/>
+            </w:tcBorders>
+          </w:tcPr>
+          <w:p>
+            <w:pPr>
+              <w:spacing w:before="0" w:after="0" w:line="276" w:lineRule="auto"/>
+              <w:ind w:firstLine="0"/>
+              <w:jc w:val="left"/>
+            </w:pPr>
+            <w:r/>
+            <w:r>
+              <w:rPr>
+                <w:rFonts w:ascii="Times New Roman" w:hAnsi="Times New Roman" w:eastAsia="楷体"/>
+                <w:b w:val="0"/>
+                <w:color w:val="000000"/>
+                <w:sz w:val="18"/>
+              </w:rPr>
+              <w:t>荆门市</w:t>
+            </w:r>
+          </w:p>
+        </w:tc>
+        <w:tc>
+          <w:tcPr>
+            <w:tcW w:type="dxa" w:w="1344"/>
+            <w:vAlign w:val="center"/>
+            <w:tcBorders>
+              <w:top w:val="single" w:sz="4" w:color="A6A6A6"/>
+              <w:left w:val="single" w:sz="4" w:color="A6A6A6"/>
+              <w:bottom w:val="single" w:sz="4" w:color="A6A6A6"/>
+              <w:right w:val="single" w:sz="4" w:color="A6A6A6"/>
+            </w:tcBorders>
+          </w:tcPr>
+          <w:p>
+            <w:pPr>
+              <w:spacing w:before="0" w:after="0" w:line="276" w:lineRule="auto"/>
+              <w:ind w:firstLine="0"/>
+              <w:jc w:val="center"/>
+            </w:pPr>
+            <w:r/>
+            <w:r>
+              <w:rPr>
+                <w:rFonts w:ascii="Times New Roman" w:hAnsi="Times New Roman" w:eastAsia="楷体"/>
+                <w:b w:val="0"/>
+                <w:color w:val="000000"/>
+                <w:sz w:val="18"/>
+              </w:rPr>
+              <w:t>2,602.26</w:t>
+            </w:r>
+          </w:p>
+        </w:tc>
+        <w:tc>
+          <w:tcPr>
+            <w:tcW w:type="dxa" w:w="1344"/>
+            <w:vAlign w:val="center"/>
+            <w:tcBorders>
+              <w:top w:val="single" w:sz="4" w:color="A6A6A6"/>
+              <w:left w:val="single" w:sz="4" w:color="A6A6A6"/>
+              <w:bottom w:val="single" w:sz="4" w:color="A6A6A6"/>
+              <w:right w:val="single" w:sz="4" w:color="A6A6A6"/>
+            </w:tcBorders>
+          </w:tcPr>
+          <w:p>
+            <w:pPr>
+              <w:spacing w:before="0" w:after="0" w:line="276" w:lineRule="auto"/>
+              <w:ind w:firstLine="0"/>
+              <w:jc w:val="center"/>
+            </w:pPr>
+            <w:r/>
+            <w:r>
+              <w:rPr>
+                <w:rFonts w:ascii="Times New Roman" w:hAnsi="Times New Roman" w:eastAsia="楷体"/>
+                <w:b w:val="0"/>
+                <w:color w:val="000000"/>
+                <w:sz w:val="18"/>
+              </w:rPr>
+              <w:t>10.23</w:t>
+            </w:r>
+          </w:p>
+        </w:tc>
+        <w:tc>
+          <w:tcPr>
+            <w:tcW w:type="dxa" w:w="1344"/>
+            <w:vAlign w:val="center"/>
+            <w:tcBorders>
+              <w:top w:val="single" w:sz="4" w:color="A6A6A6"/>
+              <w:left w:val="single" w:sz="4" w:color="A6A6A6"/>
+              <w:bottom w:val="single" w:sz="4" w:color="A6A6A6"/>
+              <w:right w:val="single" w:sz="4" w:color="A6A6A6"/>
+            </w:tcBorders>
+          </w:tcPr>
+          <w:p>
+            <w:pPr>
+              <w:spacing w:before="0" w:after="0" w:line="276" w:lineRule="auto"/>
+              <w:ind w:firstLine="0"/>
+              <w:jc w:val="center"/>
+            </w:pPr>
+            <w:r/>
+            <w:r>
+              <w:rPr>
+                <w:rFonts w:ascii="Times New Roman" w:hAnsi="Times New Roman" w:eastAsia="楷体"/>
+                <w:b w:val="0"/>
+                <w:color w:val="000000"/>
+                <w:sz w:val="18"/>
+              </w:rPr>
+              <w:t>6.20%</w:t>
+            </w:r>
+          </w:p>
+        </w:tc>
+        <w:tc>
+          <w:tcPr>
+            <w:tcW w:type="dxa" w:w="1344"/>
+            <w:vAlign w:val="center"/>
+            <w:tcBorders>
+              <w:top w:val="single" w:sz="4" w:color="A6A6A6"/>
+              <w:left w:val="single" w:sz="4" w:color="A6A6A6"/>
+              <w:bottom w:val="single" w:sz="4" w:color="A6A6A6"/>
+              <w:right w:val="single" w:sz="4" w:color="A6A6A6"/>
+            </w:tcBorders>
+          </w:tcPr>
+          <w:p>
+            <w:pPr>
+              <w:spacing w:before="0" w:after="0" w:line="276" w:lineRule="auto"/>
+              <w:ind w:firstLine="0"/>
+              <w:jc w:val="center"/>
+            </w:pPr>
+            <w:r/>
+            <w:r>
+              <w:rPr>
+                <w:rFonts w:ascii="Times New Roman" w:hAnsi="Times New Roman" w:eastAsia="楷体"/>
+                <w:b w:val="0"/>
+                <w:color w:val="000000"/>
+                <w:sz w:val="18"/>
+              </w:rPr>
+              <w:t xml:space="preserve"> </w:t>
+            </w:r>
+          </w:p>
+        </w:tc>
+        <w:tc>
+          <w:tcPr>
+            <w:tcW w:type="dxa" w:w="1344"/>
+            <w:vAlign w:val="center"/>
+            <w:tcBorders>
+              <w:top w:val="single" w:sz="4" w:color="A6A6A6"/>
+              <w:left w:val="single" w:sz="4" w:color="A6A6A6"/>
+              <w:bottom w:val="single" w:sz="4" w:color="A6A6A6"/>
+              <w:right w:val="single" w:sz="4" w:color="A6A6A6"/>
+            </w:tcBorders>
+          </w:tcPr>
+          <w:p>
+            <w:pPr>
+              <w:spacing w:before="0" w:after="0" w:line="276" w:lineRule="auto"/>
+              <w:ind w:firstLine="0"/>
+              <w:jc w:val="center"/>
+            </w:pPr>
+            <w:r/>
+            <w:r>
+              <w:rPr>
+                <w:rFonts w:ascii="Times New Roman" w:hAnsi="Times New Roman" w:eastAsia="楷体"/>
+                <w:b w:val="0"/>
+                <w:color w:val="000000"/>
+                <w:sz w:val="18"/>
+              </w:rPr>
+              <w:t>145.31</w:t>
+            </w:r>
+          </w:p>
+        </w:tc>
+        <w:tc>
+          <w:tcPr>
+            <w:tcW w:type="dxa" w:w="1344"/>
+            <w:vAlign w:val="center"/>
+            <w:tcBorders>
+              <w:top w:val="single" w:sz="4" w:color="A6A6A6"/>
+              <w:left w:val="single" w:sz="4" w:color="A6A6A6"/>
+              <w:bottom w:val="single" w:sz="4" w:color="A6A6A6"/>
+              <w:right w:val="single" w:sz="4" w:color="A6A6A6"/>
+            </w:tcBorders>
+          </w:tcPr>
+          <w:p>
+            <w:pPr>
+              <w:spacing w:before="0" w:after="0" w:line="276" w:lineRule="auto"/>
+              <w:ind w:firstLine="0"/>
+              <w:jc w:val="center"/>
+            </w:pPr>
+            <w:r/>
+            <w:r>
+              <w:rPr>
+                <w:rFonts w:ascii="Times New Roman" w:hAnsi="Times New Roman" w:eastAsia="楷体"/>
+                <w:b w:val="0"/>
+                <w:color w:val="000000"/>
+                <w:sz w:val="18"/>
+              </w:rPr>
+              <w:t>253.43</w:t>
+            </w:r>
+          </w:p>
+        </w:tc>
+      </w:tr>
+      <w:tr>
+        <w:tc>
+          <w:tcPr>
+            <w:tcW w:type="dxa" w:w="1344"/>
+            <w:vAlign w:val="center"/>
+            <w:tcBorders>
+              <w:top w:val="single" w:sz="4" w:color="A6A6A6"/>
+              <w:left w:val="single" w:sz="4" w:color="A6A6A6"/>
+              <w:bottom w:val="single" w:sz="4" w:color="A6A6A6"/>
+              <w:right w:val="single" w:sz="4" w:color="A6A6A6"/>
+            </w:tcBorders>
+          </w:tcPr>
+          <w:p>
+            <w:pPr>
+              <w:spacing w:before="0" w:after="0" w:line="276" w:lineRule="auto"/>
+              <w:ind w:firstLine="0"/>
+              <w:jc w:val="left"/>
+            </w:pPr>
+            <w:r/>
+            <w:r>
+              <w:rPr>
+                <w:rFonts w:ascii="Times New Roman" w:hAnsi="Times New Roman" w:eastAsia="楷体"/>
+                <w:b w:val="0"/>
+                <w:color w:val="000000"/>
+                <w:sz w:val="18"/>
+              </w:rPr>
+              <w:t>黄石市</w:t>
+            </w:r>
+          </w:p>
+        </w:tc>
+        <w:tc>
+          <w:tcPr>
+            <w:tcW w:type="dxa" w:w="1344"/>
+            <w:vAlign w:val="center"/>
+            <w:tcBorders>
+              <w:top w:val="single" w:sz="4" w:color="A6A6A6"/>
+              <w:left w:val="single" w:sz="4" w:color="A6A6A6"/>
+              <w:bottom w:val="single" w:sz="4" w:color="A6A6A6"/>
+              <w:right w:val="single" w:sz="4" w:color="A6A6A6"/>
+            </w:tcBorders>
+          </w:tcPr>
+          <w:p>
+            <w:pPr>
+              <w:spacing w:before="0" w:after="0" w:line="276" w:lineRule="auto"/>
+              <w:ind w:firstLine="0"/>
+              <w:jc w:val="center"/>
+            </w:pPr>
+            <w:r/>
+            <w:r>
+              <w:rPr>
+                <w:rFonts w:ascii="Times New Roman" w:hAnsi="Times New Roman" w:eastAsia="楷体"/>
+                <w:b w:val="0"/>
+                <w:color w:val="000000"/>
+                <w:sz w:val="18"/>
+              </w:rPr>
+              <w:t>2,430.28</w:t>
+            </w:r>
+          </w:p>
+        </w:tc>
+        <w:tc>
+          <w:tcPr>
+            <w:tcW w:type="dxa" w:w="1344"/>
+            <w:vAlign w:val="center"/>
+            <w:tcBorders>
+              <w:top w:val="single" w:sz="4" w:color="A6A6A6"/>
+              <w:left w:val="single" w:sz="4" w:color="A6A6A6"/>
+              <w:bottom w:val="single" w:sz="4" w:color="A6A6A6"/>
+              <w:right w:val="single" w:sz="4" w:color="A6A6A6"/>
+            </w:tcBorders>
+          </w:tcPr>
+          <w:p>
+            <w:pPr>
+              <w:spacing w:before="0" w:after="0" w:line="276" w:lineRule="auto"/>
+              <w:ind w:firstLine="0"/>
+              <w:jc w:val="center"/>
+            </w:pPr>
+            <w:r/>
+            <w:r>
+              <w:rPr>
+                <w:rFonts w:ascii="Times New Roman" w:hAnsi="Times New Roman" w:eastAsia="楷体"/>
+                <w:b w:val="0"/>
+                <w:color w:val="000000"/>
+                <w:sz w:val="18"/>
+              </w:rPr>
+              <w:t>—</w:t>
+            </w:r>
+          </w:p>
+        </w:tc>
+        <w:tc>
+          <w:tcPr>
+            <w:tcW w:type="dxa" w:w="1344"/>
+            <w:vAlign w:val="center"/>
+            <w:tcBorders>
+              <w:top w:val="single" w:sz="4" w:color="A6A6A6"/>
+              <w:left w:val="single" w:sz="4" w:color="A6A6A6"/>
+              <w:bottom w:val="single" w:sz="4" w:color="A6A6A6"/>
+              <w:right w:val="single" w:sz="4" w:color="A6A6A6"/>
+            </w:tcBorders>
+          </w:tcPr>
+          <w:p>
+            <w:pPr>
+              <w:spacing w:before="0" w:after="0" w:line="276" w:lineRule="auto"/>
+              <w:ind w:firstLine="0"/>
+              <w:jc w:val="center"/>
+            </w:pPr>
+            <w:r/>
+            <w:r>
+              <w:rPr>
+                <w:rFonts w:ascii="Times New Roman" w:hAnsi="Times New Roman" w:eastAsia="楷体"/>
+                <w:b w:val="0"/>
+                <w:color w:val="000000"/>
+                <w:sz w:val="18"/>
+              </w:rPr>
+              <w:t>6.80%</w:t>
+            </w:r>
+          </w:p>
+        </w:tc>
+        <w:tc>
+          <w:tcPr>
+            <w:tcW w:type="dxa" w:w="1344"/>
+            <w:vAlign w:val="center"/>
+            <w:tcBorders>
+              <w:top w:val="single" w:sz="4" w:color="A6A6A6"/>
+              <w:left w:val="single" w:sz="4" w:color="A6A6A6"/>
+              <w:bottom w:val="single" w:sz="4" w:color="A6A6A6"/>
+              <w:right w:val="single" w:sz="4" w:color="A6A6A6"/>
+            </w:tcBorders>
+          </w:tcPr>
+          <w:p>
+            <w:pPr>
+              <w:spacing w:before="0" w:after="0" w:line="276" w:lineRule="auto"/>
+              <w:ind w:firstLine="0"/>
+              <w:jc w:val="center"/>
+            </w:pPr>
+            <w:r/>
+            <w:r>
+              <w:rPr>
+                <w:rFonts w:ascii="Times New Roman" w:hAnsi="Times New Roman" w:eastAsia="楷体"/>
+                <w:b w:val="0"/>
+                <w:color w:val="000000"/>
+                <w:sz w:val="18"/>
+              </w:rPr>
+              <w:t xml:space="preserve"> </w:t>
+            </w:r>
+          </w:p>
+        </w:tc>
+        <w:tc>
+          <w:tcPr>
+            <w:tcW w:type="dxa" w:w="1344"/>
+            <w:vAlign w:val="center"/>
+            <w:tcBorders>
+              <w:top w:val="single" w:sz="4" w:color="A6A6A6"/>
+              <w:left w:val="single" w:sz="4" w:color="A6A6A6"/>
+              <w:bottom w:val="single" w:sz="4" w:color="A6A6A6"/>
+              <w:right w:val="single" w:sz="4" w:color="A6A6A6"/>
+            </w:tcBorders>
+          </w:tcPr>
+          <w:p>
+            <w:pPr>
+              <w:spacing w:before="0" w:after="0" w:line="276" w:lineRule="auto"/>
+              <w:ind w:firstLine="0"/>
+              <w:jc w:val="center"/>
+            </w:pPr>
+            <w:r/>
+            <w:r>
+              <w:rPr>
+                <w:rFonts w:ascii="Times New Roman" w:hAnsi="Times New Roman" w:eastAsia="楷体"/>
+                <w:b w:val="0"/>
+                <w:color w:val="000000"/>
+                <w:sz w:val="18"/>
+              </w:rPr>
+              <w:t>213.50</w:t>
+            </w:r>
+          </w:p>
+        </w:tc>
+        <w:tc>
+          <w:tcPr>
+            <w:tcW w:type="dxa" w:w="1344"/>
+            <w:vAlign w:val="center"/>
+            <w:tcBorders>
+              <w:top w:val="single" w:sz="4" w:color="A6A6A6"/>
+              <w:left w:val="single" w:sz="4" w:color="A6A6A6"/>
+              <w:bottom w:val="single" w:sz="4" w:color="A6A6A6"/>
+              <w:right w:val="single" w:sz="4" w:color="A6A6A6"/>
+            </w:tcBorders>
+          </w:tcPr>
+          <w:p>
+            <w:pPr>
+              <w:spacing w:before="0" w:after="0" w:line="276" w:lineRule="auto"/>
+              <w:ind w:firstLine="0"/>
+              <w:jc w:val="center"/>
+            </w:pPr>
+            <w:r/>
+            <w:r>
+              <w:rPr>
+                <w:rFonts w:ascii="Times New Roman" w:hAnsi="Times New Roman" w:eastAsia="楷体"/>
+                <w:b w:val="0"/>
+                <w:color w:val="000000"/>
+                <w:sz w:val="18"/>
+              </w:rPr>
+              <w:t>—</w:t>
+            </w:r>
+          </w:p>
+        </w:tc>
+      </w:tr>
+      <w:tr>
+        <w:tc>
+          <w:tcPr>
+            <w:tcW w:type="dxa" w:w="1344"/>
+            <w:vAlign w:val="center"/>
+            <w:tcBorders>
+              <w:top w:val="single" w:sz="4" w:color="A6A6A6"/>
+              <w:left w:val="single" w:sz="4" w:color="A6A6A6"/>
+              <w:bottom w:val="single" w:sz="4" w:color="A6A6A6"/>
+              <w:right w:val="single" w:sz="4" w:color="A6A6A6"/>
+            </w:tcBorders>
+          </w:tcPr>
+          <w:p>
+            <w:pPr>
+              <w:spacing w:before="0" w:after="0" w:line="276" w:lineRule="auto"/>
+              <w:ind w:firstLine="0"/>
+              <w:jc w:val="left"/>
+            </w:pPr>
+            <w:r/>
+            <w:r>
+              <w:rPr>
+                <w:rFonts w:ascii="Times New Roman" w:hAnsi="Times New Roman" w:eastAsia="楷体"/>
+                <w:b w:val="0"/>
+                <w:color w:val="000000"/>
+                <w:sz w:val="18"/>
+              </w:rPr>
+              <w:t>咸宁市</w:t>
+            </w:r>
+          </w:p>
+        </w:tc>
+        <w:tc>
+          <w:tcPr>
+            <w:tcW w:type="dxa" w:w="1344"/>
+            <w:vAlign w:val="center"/>
+            <w:tcBorders>
+              <w:top w:val="single" w:sz="4" w:color="A6A6A6"/>
+              <w:left w:val="single" w:sz="4" w:color="A6A6A6"/>
+              <w:bottom w:val="single" w:sz="4" w:color="A6A6A6"/>
+              <w:right w:val="single" w:sz="4" w:color="A6A6A6"/>
+            </w:tcBorders>
+          </w:tcPr>
+          <w:p>
+            <w:pPr>
+              <w:spacing w:before="0" w:after="0" w:line="276" w:lineRule="auto"/>
+              <w:ind w:firstLine="0"/>
+              <w:jc w:val="center"/>
+            </w:pPr>
+            <w:r/>
+            <w:r>
+              <w:rPr>
+                <w:rFonts w:ascii="Times New Roman" w:hAnsi="Times New Roman" w:eastAsia="楷体"/>
+                <w:b w:val="0"/>
+                <w:color w:val="000000"/>
+                <w:sz w:val="18"/>
+              </w:rPr>
+              <w:t>2,033.31</w:t>
+            </w:r>
+          </w:p>
+        </w:tc>
+        <w:tc>
+          <w:tcPr>
+            <w:tcW w:type="dxa" w:w="1344"/>
+            <w:vAlign w:val="center"/>
+            <w:tcBorders>
+              <w:top w:val="single" w:sz="4" w:color="A6A6A6"/>
+              <w:left w:val="single" w:sz="4" w:color="A6A6A6"/>
+              <w:bottom w:val="single" w:sz="4" w:color="A6A6A6"/>
+              <w:right w:val="single" w:sz="4" w:color="A6A6A6"/>
+            </w:tcBorders>
+          </w:tcPr>
+          <w:p>
+            <w:pPr>
+              <w:spacing w:before="0" w:after="0" w:line="276" w:lineRule="auto"/>
+              <w:ind w:firstLine="0"/>
+              <w:jc w:val="center"/>
+            </w:pPr>
+            <w:r/>
+            <w:r>
+              <w:rPr>
+                <w:rFonts w:ascii="Times New Roman" w:hAnsi="Times New Roman" w:eastAsia="楷体"/>
+                <w:b w:val="0"/>
+                <w:color w:val="000000"/>
+                <w:sz w:val="18"/>
+              </w:rPr>
+              <w:t>7.84</w:t>
+            </w:r>
+          </w:p>
+        </w:tc>
+        <w:tc>
+          <w:tcPr>
+            <w:tcW w:type="dxa" w:w="1344"/>
+            <w:vAlign w:val="center"/>
+            <w:tcBorders>
+              <w:top w:val="single" w:sz="4" w:color="A6A6A6"/>
+              <w:left w:val="single" w:sz="4" w:color="A6A6A6"/>
+              <w:bottom w:val="single" w:sz="4" w:color="A6A6A6"/>
+              <w:right w:val="single" w:sz="4" w:color="A6A6A6"/>
+            </w:tcBorders>
+          </w:tcPr>
+          <w:p>
+            <w:pPr>
+              <w:spacing w:before="0" w:after="0" w:line="276" w:lineRule="auto"/>
+              <w:ind w:firstLine="0"/>
+              <w:jc w:val="center"/>
+            </w:pPr>
+            <w:r/>
+            <w:r>
+              <w:rPr>
+                <w:rFonts w:ascii="Times New Roman" w:hAnsi="Times New Roman" w:eastAsia="楷体"/>
+                <w:b w:val="0"/>
+                <w:color w:val="000000"/>
+                <w:sz w:val="18"/>
+              </w:rPr>
+              <w:t>6.20%</w:t>
+            </w:r>
+          </w:p>
+        </w:tc>
+        <w:tc>
+          <w:tcPr>
+            <w:tcW w:type="dxa" w:w="1344"/>
+            <w:vAlign w:val="center"/>
+            <w:tcBorders>
+              <w:top w:val="single" w:sz="4" w:color="A6A6A6"/>
+              <w:left w:val="single" w:sz="4" w:color="A6A6A6"/>
+              <w:bottom w:val="single" w:sz="4" w:color="A6A6A6"/>
+              <w:right w:val="single" w:sz="4" w:color="A6A6A6"/>
+            </w:tcBorders>
+          </w:tcPr>
+          <w:p>
+            <w:pPr>
+              <w:spacing w:before="0" w:after="0" w:line="276" w:lineRule="auto"/>
+              <w:ind w:firstLine="0"/>
+              <w:jc w:val="center"/>
+            </w:pPr>
+            <w:r/>
+            <w:r>
+              <w:rPr>
+                <w:rFonts w:ascii="Times New Roman" w:hAnsi="Times New Roman" w:eastAsia="楷体"/>
+                <w:b w:val="0"/>
+                <w:color w:val="000000"/>
+                <w:sz w:val="18"/>
+              </w:rPr>
+              <w:t>14.3:32.3:53.4</w:t>
+            </w:r>
+          </w:p>
+        </w:tc>
+        <w:tc>
+          <w:tcPr>
+            <w:tcW w:type="dxa" w:w="1344"/>
+            <w:vAlign w:val="center"/>
+            <w:tcBorders>
+              <w:top w:val="single" w:sz="4" w:color="A6A6A6"/>
+              <w:left w:val="single" w:sz="4" w:color="A6A6A6"/>
+              <w:bottom w:val="single" w:sz="4" w:color="A6A6A6"/>
+              <w:right w:val="single" w:sz="4" w:color="A6A6A6"/>
+            </w:tcBorders>
+          </w:tcPr>
+          <w:p>
+            <w:pPr>
+              <w:spacing w:before="0" w:after="0" w:line="276" w:lineRule="auto"/>
+              <w:ind w:firstLine="0"/>
+              <w:jc w:val="center"/>
+            </w:pPr>
+            <w:r/>
+            <w:r>
+              <w:rPr>
+                <w:rFonts w:ascii="Times New Roman" w:hAnsi="Times New Roman" w:eastAsia="楷体"/>
+                <w:b w:val="0"/>
+                <w:color w:val="000000"/>
+                <w:sz w:val="18"/>
+              </w:rPr>
+              <w:t>126.05</w:t>
+            </w:r>
+          </w:p>
+        </w:tc>
+        <w:tc>
+          <w:tcPr>
+            <w:tcW w:type="dxa" w:w="1344"/>
+            <w:vAlign w:val="center"/>
+            <w:tcBorders>
+              <w:top w:val="single" w:sz="4" w:color="A6A6A6"/>
+              <w:left w:val="single" w:sz="4" w:color="A6A6A6"/>
+              <w:bottom w:val="single" w:sz="4" w:color="A6A6A6"/>
+              <w:right w:val="single" w:sz="4" w:color="A6A6A6"/>
+            </w:tcBorders>
+          </w:tcPr>
+          <w:p>
+            <w:pPr>
+              <w:spacing w:before="0" w:after="0" w:line="276" w:lineRule="auto"/>
+              <w:ind w:firstLine="0"/>
+              <w:jc w:val="center"/>
+            </w:pPr>
+            <w:r/>
+            <w:r>
+              <w:rPr>
+                <w:rFonts w:ascii="Times New Roman" w:hAnsi="Times New Roman" w:eastAsia="楷体"/>
+                <w:b w:val="0"/>
+                <w:color w:val="000000"/>
+                <w:sz w:val="18"/>
+              </w:rPr>
+              <w:t>258.93</w:t>
+            </w:r>
+          </w:p>
+        </w:tc>
+      </w:tr>
+      <w:tr>
+        <w:tc>
+          <w:tcPr>
+            <w:tcW w:type="dxa" w:w="1344"/>
+            <w:vAlign w:val="center"/>
+            <w:tcBorders>
+              <w:top w:val="single" w:sz="4" w:color="A6A6A6"/>
+              <w:left w:val="single" w:sz="4" w:color="A6A6A6"/>
+              <w:bottom w:val="single" w:sz="4" w:color="A6A6A6"/>
+              <w:right w:val="single" w:sz="4" w:color="A6A6A6"/>
+            </w:tcBorders>
+          </w:tcPr>
+          <w:p>
+            <w:pPr>
+              <w:spacing w:before="0" w:after="0" w:line="276" w:lineRule="auto"/>
+              <w:ind w:firstLine="0"/>
+              <w:jc w:val="left"/>
+            </w:pPr>
+            <w:r/>
+            <w:r>
+              <w:rPr>
+                <w:rFonts w:ascii="Times New Roman" w:hAnsi="Times New Roman" w:eastAsia="楷体"/>
+                <w:b w:val="0"/>
+                <w:color w:val="000000"/>
+                <w:sz w:val="18"/>
+              </w:rPr>
+              <w:t>恩施土家族苗族自治州</w:t>
+            </w:r>
+          </w:p>
+        </w:tc>
+        <w:tc>
+          <w:tcPr>
+            <w:tcW w:type="dxa" w:w="1344"/>
+            <w:vAlign w:val="center"/>
+            <w:tcBorders>
+              <w:top w:val="single" w:sz="4" w:color="A6A6A6"/>
+              <w:left w:val="single" w:sz="4" w:color="A6A6A6"/>
+              <w:bottom w:val="single" w:sz="4" w:color="A6A6A6"/>
+              <w:right w:val="single" w:sz="4" w:color="A6A6A6"/>
+            </w:tcBorders>
+          </w:tcPr>
+          <w:p>
+            <w:pPr>
+              <w:spacing w:before="0" w:after="0" w:line="276" w:lineRule="auto"/>
+              <w:ind w:firstLine="0"/>
+              <w:jc w:val="center"/>
+            </w:pPr>
+            <w:r/>
+            <w:r>
+              <w:rPr>
+                <w:rFonts w:ascii="Times New Roman" w:hAnsi="Times New Roman" w:eastAsia="楷体"/>
+                <w:b w:val="0"/>
+                <w:color w:val="000000"/>
+                <w:sz w:val="18"/>
+              </w:rPr>
+              <w:t>1,741.97</w:t>
+            </w:r>
+          </w:p>
+        </w:tc>
+        <w:tc>
+          <w:tcPr>
+            <w:tcW w:type="dxa" w:w="1344"/>
+            <w:vAlign w:val="center"/>
+            <w:tcBorders>
+              <w:top w:val="single" w:sz="4" w:color="A6A6A6"/>
+              <w:left w:val="single" w:sz="4" w:color="A6A6A6"/>
+              <w:bottom w:val="single" w:sz="4" w:color="A6A6A6"/>
+              <w:right w:val="single" w:sz="4" w:color="A6A6A6"/>
+            </w:tcBorders>
+          </w:tcPr>
+          <w:p>
+            <w:pPr>
+              <w:spacing w:before="0" w:after="0" w:line="276" w:lineRule="auto"/>
+              <w:ind w:firstLine="0"/>
+              <w:jc w:val="center"/>
+            </w:pPr>
+            <w:r/>
+            <w:r>
+              <w:rPr>
+                <w:rFonts w:ascii="Times New Roman" w:hAnsi="Times New Roman" w:eastAsia="楷体"/>
+                <w:b w:val="0"/>
+                <w:color w:val="000000"/>
+                <w:sz w:val="18"/>
+              </w:rPr>
+              <w:t>5.18</w:t>
+            </w:r>
+          </w:p>
+        </w:tc>
+        <w:tc>
+          <w:tcPr>
+            <w:tcW w:type="dxa" w:w="1344"/>
+            <w:vAlign w:val="center"/>
+            <w:tcBorders>
+              <w:top w:val="single" w:sz="4" w:color="A6A6A6"/>
+              <w:left w:val="single" w:sz="4" w:color="A6A6A6"/>
+              <w:bottom w:val="single" w:sz="4" w:color="A6A6A6"/>
+              <w:right w:val="single" w:sz="4" w:color="A6A6A6"/>
+            </w:tcBorders>
+          </w:tcPr>
+          <w:p>
+            <w:pPr>
+              <w:spacing w:before="0" w:after="0" w:line="276" w:lineRule="auto"/>
+              <w:ind w:firstLine="0"/>
+              <w:jc w:val="center"/>
+            </w:pPr>
+            <w:r/>
+            <w:r>
+              <w:rPr>
+                <w:rFonts w:ascii="Times New Roman" w:hAnsi="Times New Roman" w:eastAsia="楷体"/>
+                <w:b w:val="0"/>
+                <w:color w:val="000000"/>
+                <w:sz w:val="18"/>
+              </w:rPr>
+              <w:t>5.70%</w:t>
+            </w:r>
+          </w:p>
+        </w:tc>
+        <w:tc>
+          <w:tcPr>
+            <w:tcW w:type="dxa" w:w="1344"/>
+            <w:vAlign w:val="center"/>
+            <w:tcBorders>
+              <w:top w:val="single" w:sz="4" w:color="A6A6A6"/>
+              <w:left w:val="single" w:sz="4" w:color="A6A6A6"/>
+              <w:bottom w:val="single" w:sz="4" w:color="A6A6A6"/>
+              <w:right w:val="single" w:sz="4" w:color="A6A6A6"/>
+            </w:tcBorders>
+          </w:tcPr>
+          <w:p>
+            <w:pPr>
+              <w:spacing w:before="0" w:after="0" w:line="276" w:lineRule="auto"/>
+              <w:ind w:firstLine="0"/>
+              <w:jc w:val="center"/>
+            </w:pPr>
+            <w:r/>
+            <w:r>
+              <w:rPr>
+                <w:rFonts w:ascii="Times New Roman" w:hAnsi="Times New Roman" w:eastAsia="楷体"/>
+                <w:b w:val="0"/>
+                <w:color w:val="000000"/>
+                <w:sz w:val="18"/>
+              </w:rPr>
+              <w:t>17.9:22.7:59.4</w:t>
+            </w:r>
+          </w:p>
+        </w:tc>
+        <w:tc>
+          <w:tcPr>
+            <w:tcW w:type="dxa" w:w="1344"/>
+            <w:vAlign w:val="center"/>
+            <w:tcBorders>
+              <w:top w:val="single" w:sz="4" w:color="A6A6A6"/>
+              <w:left w:val="single" w:sz="4" w:color="A6A6A6"/>
+              <w:bottom w:val="single" w:sz="4" w:color="A6A6A6"/>
+              <w:right w:val="single" w:sz="4" w:color="A6A6A6"/>
+            </w:tcBorders>
+          </w:tcPr>
+          <w:p>
+            <w:pPr>
+              <w:spacing w:before="0" w:after="0" w:line="276" w:lineRule="auto"/>
+              <w:ind w:firstLine="0"/>
+              <w:jc w:val="center"/>
+            </w:pPr>
+            <w:r/>
+            <w:r>
+              <w:rPr>
+                <w:rFonts w:ascii="Times New Roman" w:hAnsi="Times New Roman" w:eastAsia="楷体"/>
+                <w:b w:val="0"/>
+                <w:color w:val="000000"/>
+                <w:sz w:val="18"/>
+              </w:rPr>
+              <w:t>110.71</w:t>
+            </w:r>
+          </w:p>
+        </w:tc>
+        <w:tc>
+          <w:tcPr>
+            <w:tcW w:type="dxa" w:w="1344"/>
+            <w:vAlign w:val="center"/>
+            <w:tcBorders>
+              <w:top w:val="single" w:sz="4" w:color="A6A6A6"/>
+              <w:left w:val="single" w:sz="4" w:color="A6A6A6"/>
+              <w:bottom w:val="single" w:sz="4" w:color="A6A6A6"/>
+              <w:right w:val="single" w:sz="4" w:color="A6A6A6"/>
+            </w:tcBorders>
+          </w:tcPr>
+          <w:p>
+            <w:pPr>
+              <w:spacing w:before="0" w:after="0" w:line="276" w:lineRule="auto"/>
+              <w:ind w:firstLine="0"/>
+              <w:jc w:val="center"/>
+            </w:pPr>
+            <w:r/>
+            <w:r>
+              <w:rPr>
+                <w:rFonts w:ascii="Times New Roman" w:hAnsi="Times New Roman" w:eastAsia="楷体"/>
+                <w:b w:val="0"/>
+                <w:color w:val="000000"/>
+                <w:sz w:val="18"/>
+              </w:rPr>
+              <w:t>335.23</w:t>
+            </w:r>
+          </w:p>
+        </w:tc>
+      </w:tr>
+      <w:tr>
+        <w:tc>
+          <w:tcPr>
+            <w:tcW w:type="dxa" w:w="1344"/>
+            <w:vAlign w:val="center"/>
+            <w:tcBorders>
+              <w:top w:val="single" w:sz="4" w:color="A6A6A6"/>
+              <w:left w:val="single" w:sz="4" w:color="A6A6A6"/>
+              <w:bottom w:val="single" w:sz="4" w:color="A6A6A6"/>
+              <w:right w:val="single" w:sz="4" w:color="A6A6A6"/>
+            </w:tcBorders>
+          </w:tcPr>
+          <w:p>
+            <w:pPr>
+              <w:spacing w:before="0" w:after="0" w:line="276" w:lineRule="auto"/>
+              <w:ind w:firstLine="0"/>
+              <w:jc w:val="left"/>
+            </w:pPr>
+            <w:r/>
+            <w:r>
+              <w:rPr>
+                <w:rFonts w:ascii="Times New Roman" w:hAnsi="Times New Roman" w:eastAsia="楷体"/>
+                <w:b w:val="0"/>
+                <w:color w:val="000000"/>
+                <w:sz w:val="18"/>
+              </w:rPr>
+              <w:t>随州市</w:t>
+            </w:r>
+          </w:p>
+        </w:tc>
+        <w:tc>
+          <w:tcPr>
+            <w:tcW w:type="dxa" w:w="1344"/>
+            <w:vAlign w:val="center"/>
+            <w:tcBorders>
+              <w:top w:val="single" w:sz="4" w:color="A6A6A6"/>
+              <w:left w:val="single" w:sz="4" w:color="A6A6A6"/>
+              <w:bottom w:val="single" w:sz="4" w:color="A6A6A6"/>
+              <w:right w:val="single" w:sz="4" w:color="A6A6A6"/>
+            </w:tcBorders>
+          </w:tcPr>
+          <w:p>
+            <w:pPr>
+              <w:spacing w:before="0" w:after="0" w:line="276" w:lineRule="auto"/>
+              <w:ind w:firstLine="0"/>
+              <w:jc w:val="center"/>
+            </w:pPr>
+            <w:r/>
+            <w:r>
+              <w:rPr>
+                <w:rFonts w:ascii="Times New Roman" w:hAnsi="Times New Roman" w:eastAsia="楷体"/>
+                <w:b w:val="0"/>
+                <w:color w:val="000000"/>
+                <w:sz w:val="18"/>
+              </w:rPr>
+              <w:t>1,502.81</w:t>
+            </w:r>
+          </w:p>
+        </w:tc>
+        <w:tc>
+          <w:tcPr>
+            <w:tcW w:type="dxa" w:w="1344"/>
+            <w:vAlign w:val="center"/>
+            <w:tcBorders>
+              <w:top w:val="single" w:sz="4" w:color="A6A6A6"/>
+              <w:left w:val="single" w:sz="4" w:color="A6A6A6"/>
+              <w:bottom w:val="single" w:sz="4" w:color="A6A6A6"/>
+              <w:right w:val="single" w:sz="4" w:color="A6A6A6"/>
+            </w:tcBorders>
+          </w:tcPr>
+          <w:p>
+            <w:pPr>
+              <w:spacing w:before="0" w:after="0" w:line="276" w:lineRule="auto"/>
+              <w:ind w:firstLine="0"/>
+              <w:jc w:val="center"/>
+            </w:pPr>
+            <w:r/>
+            <w:r>
+              <w:rPr>
+                <w:rFonts w:ascii="Times New Roman" w:hAnsi="Times New Roman" w:eastAsia="楷体"/>
+                <w:b w:val="0"/>
+                <w:color w:val="000000"/>
+                <w:sz w:val="18"/>
+              </w:rPr>
+              <w:t>7.53</w:t>
+            </w:r>
+          </w:p>
+        </w:tc>
+        <w:tc>
+          <w:tcPr>
+            <w:tcW w:type="dxa" w:w="1344"/>
+            <w:vAlign w:val="center"/>
+            <w:tcBorders>
+              <w:top w:val="single" w:sz="4" w:color="A6A6A6"/>
+              <w:left w:val="single" w:sz="4" w:color="A6A6A6"/>
+              <w:bottom w:val="single" w:sz="4" w:color="A6A6A6"/>
+              <w:right w:val="single" w:sz="4" w:color="A6A6A6"/>
+            </w:tcBorders>
+          </w:tcPr>
+          <w:p>
+            <w:pPr>
+              <w:spacing w:before="0" w:after="0" w:line="276" w:lineRule="auto"/>
+              <w:ind w:firstLine="0"/>
+              <w:jc w:val="center"/>
+            </w:pPr>
+            <w:r/>
+            <w:r>
+              <w:rPr>
+                <w:rFonts w:ascii="Times New Roman" w:hAnsi="Times New Roman" w:eastAsia="楷体"/>
+                <w:b w:val="0"/>
+                <w:color w:val="000000"/>
+                <w:sz w:val="18"/>
+              </w:rPr>
+              <w:t>6.10%</w:t>
+            </w:r>
+          </w:p>
+        </w:tc>
+        <w:tc>
+          <w:tcPr>
+            <w:tcW w:type="dxa" w:w="1344"/>
+            <w:vAlign w:val="center"/>
+            <w:tcBorders>
+              <w:top w:val="single" w:sz="4" w:color="A6A6A6"/>
+              <w:left w:val="single" w:sz="4" w:color="A6A6A6"/>
+              <w:bottom w:val="single" w:sz="4" w:color="A6A6A6"/>
+              <w:right w:val="single" w:sz="4" w:color="A6A6A6"/>
+            </w:tcBorders>
+          </w:tcPr>
+          <w:p>
+            <w:pPr>
+              <w:spacing w:before="0" w:after="0" w:line="276" w:lineRule="auto"/>
+              <w:ind w:firstLine="0"/>
+              <w:jc w:val="center"/>
+            </w:pPr>
+            <w:r/>
+            <w:r>
+              <w:rPr>
+                <w:rFonts w:ascii="Times New Roman" w:hAnsi="Times New Roman" w:eastAsia="楷体"/>
+                <w:b w:val="0"/>
+                <w:color w:val="000000"/>
+                <w:sz w:val="18"/>
+              </w:rPr>
+              <w:t>12.8:38.4:48.8</w:t>
+            </w:r>
+          </w:p>
+        </w:tc>
+        <w:tc>
+          <w:tcPr>
+            <w:tcW w:type="dxa" w:w="1344"/>
+            <w:vAlign w:val="center"/>
+            <w:tcBorders>
+              <w:top w:val="single" w:sz="4" w:color="A6A6A6"/>
+              <w:left w:val="single" w:sz="4" w:color="A6A6A6"/>
+              <w:bottom w:val="single" w:sz="4" w:color="A6A6A6"/>
+              <w:right w:val="single" w:sz="4" w:color="A6A6A6"/>
+            </w:tcBorders>
+          </w:tcPr>
+          <w:p>
+            <w:pPr>
+              <w:spacing w:before="0" w:after="0" w:line="276" w:lineRule="auto"/>
+              <w:ind w:firstLine="0"/>
+              <w:jc w:val="center"/>
+            </w:pPr>
+            <w:r/>
+            <w:r>
+              <w:rPr>
+                <w:rFonts w:ascii="Times New Roman" w:hAnsi="Times New Roman" w:eastAsia="楷体"/>
+                <w:b w:val="0"/>
+                <w:color w:val="000000"/>
+                <w:sz w:val="18"/>
+              </w:rPr>
+              <w:t>75.28</w:t>
+            </w:r>
+          </w:p>
+        </w:tc>
+        <w:tc>
+          <w:tcPr>
+            <w:tcW w:type="dxa" w:w="1344"/>
+            <w:vAlign w:val="center"/>
+            <w:tcBorders>
+              <w:top w:val="single" w:sz="4" w:color="A6A6A6"/>
+              <w:left w:val="single" w:sz="4" w:color="A6A6A6"/>
+              <w:bottom w:val="single" w:sz="4" w:color="A6A6A6"/>
+              <w:right w:val="single" w:sz="4" w:color="A6A6A6"/>
+            </w:tcBorders>
+          </w:tcPr>
+          <w:p>
+            <w:pPr>
+              <w:spacing w:before="0" w:after="0" w:line="276" w:lineRule="auto"/>
+              <w:ind w:firstLine="0"/>
+              <w:jc w:val="center"/>
+            </w:pPr>
+            <w:r/>
+            <w:r>
+              <w:rPr>
+                <w:rFonts w:ascii="Times New Roman" w:hAnsi="Times New Roman" w:eastAsia="楷体"/>
+                <w:b w:val="0"/>
+                <w:color w:val="000000"/>
+                <w:sz w:val="18"/>
+              </w:rPr>
+              <w:t>198.83</w:t>
+            </w:r>
+          </w:p>
+        </w:tc>
+      </w:tr>
+      <w:tr>
+        <w:tc>
+          <w:tcPr>
+            <w:tcW w:type="dxa" w:w="1344"/>
+            <w:vAlign w:val="center"/>
+            <w:tcBorders>
+              <w:top w:val="single" w:sz="4" w:color="A6A6A6"/>
+              <w:left w:val="single" w:sz="4" w:color="A6A6A6"/>
+              <w:bottom w:val="single" w:sz="4" w:color="A6A6A6"/>
+              <w:right w:val="single" w:sz="4" w:color="A6A6A6"/>
+            </w:tcBorders>
+          </w:tcPr>
+          <w:p>
+            <w:pPr>
+              <w:spacing w:before="0" w:after="0" w:line="276" w:lineRule="auto"/>
+              <w:ind w:firstLine="0"/>
+              <w:jc w:val="left"/>
+            </w:pPr>
+            <w:r/>
+            <w:r>
+              <w:rPr>
+                <w:rFonts w:ascii="Times New Roman" w:hAnsi="Times New Roman" w:eastAsia="楷体"/>
+                <w:b w:val="0"/>
+                <w:color w:val="000000"/>
+                <w:sz w:val="18"/>
+              </w:rPr>
+              <w:t>鄂州市</w:t>
+            </w:r>
+          </w:p>
+        </w:tc>
+        <w:tc>
+          <w:tcPr>
+            <w:tcW w:type="dxa" w:w="1344"/>
+            <w:vAlign w:val="center"/>
+            <w:tcBorders>
+              <w:top w:val="single" w:sz="4" w:color="A6A6A6"/>
+              <w:left w:val="single" w:sz="4" w:color="A6A6A6"/>
+              <w:bottom w:val="single" w:sz="4" w:color="A6A6A6"/>
+              <w:right w:val="single" w:sz="4" w:color="A6A6A6"/>
+            </w:tcBorders>
+          </w:tcPr>
+          <w:p>
+            <w:pPr>
+              <w:spacing w:before="0" w:after="0" w:line="276" w:lineRule="auto"/>
+              <w:ind w:firstLine="0"/>
+              <w:jc w:val="center"/>
+            </w:pPr>
+            <w:r/>
+            <w:r>
+              <w:rPr>
+                <w:rFonts w:ascii="Times New Roman" w:hAnsi="Times New Roman" w:eastAsia="楷体"/>
+                <w:b w:val="0"/>
+                <w:color w:val="000000"/>
+                <w:sz w:val="18"/>
+              </w:rPr>
+              <w:t>1,416.02</w:t>
+            </w:r>
+          </w:p>
+        </w:tc>
+        <w:tc>
+          <w:tcPr>
+            <w:tcW w:type="dxa" w:w="1344"/>
+            <w:vAlign w:val="center"/>
+            <w:tcBorders>
+              <w:top w:val="single" w:sz="4" w:color="A6A6A6"/>
+              <w:left w:val="single" w:sz="4" w:color="A6A6A6"/>
+              <w:bottom w:val="single" w:sz="4" w:color="A6A6A6"/>
+              <w:right w:val="single" w:sz="4" w:color="A6A6A6"/>
+            </w:tcBorders>
+          </w:tcPr>
+          <w:p>
+            <w:pPr>
+              <w:spacing w:before="0" w:after="0" w:line="276" w:lineRule="auto"/>
+              <w:ind w:firstLine="0"/>
+              <w:jc w:val="center"/>
+            </w:pPr>
+            <w:r/>
+            <w:r>
+              <w:rPr>
+                <w:rFonts w:ascii="Times New Roman" w:hAnsi="Times New Roman" w:eastAsia="楷体"/>
+                <w:b w:val="0"/>
+                <w:color w:val="000000"/>
+                <w:sz w:val="18"/>
+              </w:rPr>
+              <w:t>13.25</w:t>
+            </w:r>
+          </w:p>
+        </w:tc>
+        <w:tc>
+          <w:tcPr>
+            <w:tcW w:type="dxa" w:w="1344"/>
+            <w:vAlign w:val="center"/>
+            <w:tcBorders>
+              <w:top w:val="single" w:sz="4" w:color="A6A6A6"/>
+              <w:left w:val="single" w:sz="4" w:color="A6A6A6"/>
+              <w:bottom w:val="single" w:sz="4" w:color="A6A6A6"/>
+              <w:right w:val="single" w:sz="4" w:color="A6A6A6"/>
+            </w:tcBorders>
+          </w:tcPr>
+          <w:p>
+            <w:pPr>
+              <w:spacing w:before="0" w:after="0" w:line="276" w:lineRule="auto"/>
+              <w:ind w:firstLine="0"/>
+              <w:jc w:val="center"/>
+            </w:pPr>
+            <w:r/>
+            <w:r>
+              <w:rPr>
+                <w:rFonts w:ascii="Times New Roman" w:hAnsi="Times New Roman" w:eastAsia="楷体"/>
+                <w:b w:val="0"/>
+                <w:color w:val="000000"/>
+                <w:sz w:val="18"/>
+              </w:rPr>
+              <w:t>6.70%</w:t>
+            </w:r>
+          </w:p>
+        </w:tc>
+        <w:tc>
+          <w:tcPr>
+            <w:tcW w:type="dxa" w:w="1344"/>
+            <w:vAlign w:val="center"/>
+            <w:tcBorders>
+              <w:top w:val="single" w:sz="4" w:color="A6A6A6"/>
+              <w:left w:val="single" w:sz="4" w:color="A6A6A6"/>
+              <w:bottom w:val="single" w:sz="4" w:color="A6A6A6"/>
+              <w:right w:val="single" w:sz="4" w:color="A6A6A6"/>
+            </w:tcBorders>
+          </w:tcPr>
+          <w:p>
+            <w:pPr>
+              <w:spacing w:before="0" w:after="0" w:line="276" w:lineRule="auto"/>
+              <w:ind w:firstLine="0"/>
+              <w:jc w:val="center"/>
+            </w:pPr>
+            <w:r/>
+            <w:r>
+              <w:rPr>
+                <w:rFonts w:ascii="Times New Roman" w:hAnsi="Times New Roman" w:eastAsia="楷体"/>
+                <w:b w:val="0"/>
+                <w:color w:val="000000"/>
+                <w:sz w:val="18"/>
+              </w:rPr>
+              <w:t>7.9:41.4:50.7</w:t>
+            </w:r>
+          </w:p>
+        </w:tc>
+        <w:tc>
+          <w:tcPr>
+            <w:tcW w:type="dxa" w:w="1344"/>
+            <w:vAlign w:val="center"/>
+            <w:tcBorders>
+              <w:top w:val="single" w:sz="4" w:color="A6A6A6"/>
+              <w:left w:val="single" w:sz="4" w:color="A6A6A6"/>
+              <w:bottom w:val="single" w:sz="4" w:color="A6A6A6"/>
+              <w:right w:val="single" w:sz="4" w:color="A6A6A6"/>
+            </w:tcBorders>
+          </w:tcPr>
+          <w:p>
+            <w:pPr>
+              <w:spacing w:before="0" w:after="0" w:line="276" w:lineRule="auto"/>
+              <w:ind w:firstLine="0"/>
+              <w:jc w:val="center"/>
+            </w:pPr>
+            <w:r/>
+            <w:r>
+              <w:rPr>
+                <w:rFonts w:ascii="Times New Roman" w:hAnsi="Times New Roman" w:eastAsia="楷体"/>
+                <w:b w:val="0"/>
+                <w:color w:val="000000"/>
+                <w:sz w:val="18"/>
+              </w:rPr>
+              <w:t>107.14</w:t>
+            </w:r>
+          </w:p>
+        </w:tc>
+        <w:tc>
+          <w:tcPr>
+            <w:tcW w:type="dxa" w:w="1344"/>
+            <w:vAlign w:val="center"/>
+            <w:tcBorders>
+              <w:top w:val="single" w:sz="4" w:color="A6A6A6"/>
+              <w:left w:val="single" w:sz="4" w:color="A6A6A6"/>
+              <w:bottom w:val="single" w:sz="4" w:color="A6A6A6"/>
+              <w:right w:val="single" w:sz="4" w:color="A6A6A6"/>
+            </w:tcBorders>
+          </w:tcPr>
+          <w:p>
+            <w:pPr>
+              <w:spacing w:before="0" w:after="0" w:line="276" w:lineRule="auto"/>
+              <w:ind w:firstLine="0"/>
+              <w:jc w:val="center"/>
+            </w:pPr>
+            <w:r/>
+            <w:r>
+              <w:rPr>
+                <w:rFonts w:ascii="Times New Roman" w:hAnsi="Times New Roman" w:eastAsia="楷体"/>
+                <w:b w:val="0"/>
+                <w:color w:val="000000"/>
+                <w:sz w:val="18"/>
+              </w:rPr>
+              <w:t>106.88</w:t>
+            </w:r>
+          </w:p>
+        </w:tc>
+      </w:tr>
     </w:tbl>
     <w:p>
       <w:pPr>
@@ -2209,7 +3029,7 @@
           <w:color w:val="000000"/>
           <w:sz w:val="21"/>
         </w:rPr>
-        <w:t>省内对比看，白城市2025年GDP总量626.52亿元、列全省第五位，一般公共预算收入44.36亿元、列全省第五位。整体来看，白城市经济基本面在吉林省内具有一定代表性，但需关注固定资产投资走势及新旧动能转换的接续性。</w:t>
+        <w:t>省内对比看，襄阳市2025年GDP总量6,113.85亿元、列全省第三位；一般公共预算收入303.72亿元、列全省第三位。整体来看，襄阳市在湖北省内的经济与财政地位较为重要，但放到同类城市横向看，产业结构升级与新旧动能转换仍是中长期需要关注的核心课题。</w:t>
       </w:r>
     </w:p>
     <w:p>
@@ -2224,7 +3044,7 @@
           <w:color w:val="000000"/>
           <w:sz w:val="21"/>
         </w:rPr>
-        <w:t>■ 白城市财政体量在吉林省处于中游，税收占比—、税收占比处于一般水平；2025年末宽口径债务率470.85%、处于偏高水平，已显著高于公认的 300% 偏高临界线，后续偿债压力值得关注。</w:t>
+        <w:t>■ 襄阳市财政体量在湖北省位居前列，税收占比处于六成以上、财政质量中等偏上；但受房地产市场调整影响，政府性基金收入近年总体保持平稳；2025年末宽口径债务率746.26%、处于偏高水平，已显著高于公认的 300% 偏高临界线，后续偿债压力值得关注。</w:t>
       </w:r>
     </w:p>
     <w:p>
@@ -2239,7 +3059,7 @@
           <w:color w:val="000000"/>
           <w:sz w:val="21"/>
         </w:rPr>
-        <w:t>财政收入方面，2023、2024、2025年白城市一般公共预算收入分别为28.57亿元、32.33亿元、44.36亿元，其中税收收入15.67亿元、15.62亿元、—亿元，税收占比维持在54.86%、48.32%、—；一般公共预算支出289.35亿元、319.13亿元、295.89亿元，财政自给率9.87%、10.13%、14.99%。</w:t>
+        <w:t>财政收入方面，2023、2024、2025年襄阳市一般公共预算收入分别为265.56亿元、285.47亿元、303.72亿元，在湖北省内位居前列；其中税收收入分别为191.47亿元、192.55亿元、193.46亿元，税收占比维持在72.10%、67.45%、63.70%，处于六成以上、财政质量中等偏上。一般公共预算支出分别为704.98亿元、802.67亿元、758.31亿元，财政自给率37.67%、35.56%、40.05%，财政自给率偏低、刚性支出压力较大。</w:t>
       </w:r>
     </w:p>
     <w:p>
@@ -2254,7 +3074,7 @@
           <w:color w:val="000000"/>
           <w:sz w:val="21"/>
         </w:rPr>
-        <w:t>政府性基金收入方面，2024年分别为9.06亿元。</w:t>
+        <w:t>政府性基金收入方面，2023、2024、2025年襄阳市政府性基金收入分别为211.00亿元、232.11亿元、221.66亿元，近年总体保持平稳。</w:t>
       </w:r>
     </w:p>
     <w:p>
@@ -2270,7 +3090,7 @@
           <w:color w:val="000000"/>
           <w:sz w:val="21"/>
         </w:rPr>
-        <w:t>图表：2023-2025年白城市财政收入情况(单位:亿元、%)</w:t>
+        <w:t>图表：2023-2025年襄阳市财政收入情况(单位:亿元、%)</w:t>
       </w:r>
     </w:p>
     <w:tbl>
@@ -2555,7 +3375,7 @@
                 <w:color w:val="000000"/>
                 <w:sz w:val="18"/>
               </w:rPr>
-              <w:t>28.57</w:t>
+              <w:t>265.56</w:t>
             </w:r>
           </w:p>
         </w:tc>
@@ -2584,7 +3404,7 @@
                 <w:color w:val="000000"/>
                 <w:sz w:val="18"/>
               </w:rPr>
-              <w:t>7.70%</w:t>
+              <w:t>10.30%</w:t>
             </w:r>
           </w:p>
         </w:tc>
@@ -2613,7 +3433,7 @@
                 <w:color w:val="000000"/>
                 <w:sz w:val="18"/>
               </w:rPr>
-              <w:t>32.33</w:t>
+              <w:t>285.47</w:t>
             </w:r>
           </w:p>
         </w:tc>
@@ -2642,7 +3462,7 @@
                 <w:color w:val="000000"/>
                 <w:sz w:val="18"/>
               </w:rPr>
-              <w:t>13.16%</w:t>
+              <w:t>7.50%</w:t>
             </w:r>
           </w:p>
         </w:tc>
@@ -2671,7 +3491,7 @@
                 <w:color w:val="000000"/>
                 <w:sz w:val="18"/>
               </w:rPr>
-              <w:t>44.36</w:t>
+              <w:t>303.72</w:t>
             </w:r>
           </w:p>
         </w:tc>
@@ -2700,7 +3520,7 @@
                 <w:color w:val="000000"/>
                 <w:sz w:val="18"/>
               </w:rPr>
-              <w:t>37.21%</w:t>
+              <w:t>6.39%</w:t>
             </w:r>
           </w:p>
         </w:tc>
@@ -2760,7 +3580,7 @@
                 <w:color w:val="000000"/>
                 <w:sz w:val="18"/>
               </w:rPr>
-              <w:t>15.67</w:t>
+              <w:t>191.47</w:t>
             </w:r>
           </w:p>
         </w:tc>
@@ -2818,7 +3638,7 @@
                 <w:color w:val="000000"/>
                 <w:sz w:val="18"/>
               </w:rPr>
-              <w:t>15.62</w:t>
+              <w:t>192.55</w:t>
             </w:r>
           </w:p>
         </w:tc>
@@ -2847,7 +3667,7 @@
                 <w:color w:val="000000"/>
                 <w:sz w:val="18"/>
               </w:rPr>
-              <w:t>-0.32%</w:t>
+              <w:t>0.56%</w:t>
             </w:r>
           </w:p>
         </w:tc>
@@ -2876,7 +3696,7 @@
                 <w:color w:val="000000"/>
                 <w:sz w:val="18"/>
               </w:rPr>
-              <w:t>—</w:t>
+              <w:t>193.46</w:t>
             </w:r>
           </w:p>
         </w:tc>
@@ -2905,7 +3725,7 @@
                 <w:color w:val="000000"/>
                 <w:sz w:val="18"/>
               </w:rPr>
-              <w:t>—</w:t>
+              <w:t>0.47%</w:t>
             </w:r>
           </w:p>
         </w:tc>
@@ -2965,7 +3785,7 @@
                 <w:color w:val="000000"/>
                 <w:sz w:val="18"/>
               </w:rPr>
-              <w:t>54.86%</w:t>
+              <w:t>72.10%</w:t>
             </w:r>
           </w:p>
         </w:tc>
@@ -3023,7 +3843,7 @@
                 <w:color w:val="000000"/>
                 <w:sz w:val="18"/>
               </w:rPr>
-              <w:t>48.32%</w:t>
+              <w:t>67.45%</w:t>
             </w:r>
           </w:p>
         </w:tc>
@@ -3081,7 +3901,7 @@
                 <w:color w:val="000000"/>
                 <w:sz w:val="18"/>
               </w:rPr>
-              <w:t>—</w:t>
+              <w:t>63.70%</w:t>
             </w:r>
           </w:p>
         </w:tc>
@@ -3170,7 +3990,7 @@
                 <w:color w:val="000000"/>
                 <w:sz w:val="18"/>
               </w:rPr>
-              <w:t>289.35</w:t>
+              <w:t>704.98</w:t>
             </w:r>
           </w:p>
         </w:tc>
@@ -3228,7 +4048,7 @@
                 <w:color w:val="000000"/>
                 <w:sz w:val="18"/>
               </w:rPr>
-              <w:t>319.13</w:t>
+              <w:t>802.67</w:t>
             </w:r>
           </w:p>
         </w:tc>
@@ -3257,7 +4077,7 @@
                 <w:color w:val="000000"/>
                 <w:sz w:val="18"/>
               </w:rPr>
-              <w:t>10.29%</w:t>
+              <w:t>13.86%</w:t>
             </w:r>
           </w:p>
         </w:tc>
@@ -3286,7 +4106,7 @@
                 <w:color w:val="000000"/>
                 <w:sz w:val="18"/>
               </w:rPr>
-              <w:t>295.89</w:t>
+              <w:t>758.31</w:t>
             </w:r>
           </w:p>
         </w:tc>
@@ -3315,7 +4135,7 @@
                 <w:color w:val="000000"/>
                 <w:sz w:val="18"/>
               </w:rPr>
-              <w:t>-7.28%</w:t>
+              <w:t>-5.53%</w:t>
             </w:r>
           </w:p>
         </w:tc>
@@ -3375,7 +4195,7 @@
                 <w:color w:val="000000"/>
                 <w:sz w:val="18"/>
               </w:rPr>
-              <w:t>9.87%</w:t>
+              <w:t>37.67%</w:t>
             </w:r>
           </w:p>
         </w:tc>
@@ -3433,7 +4253,7 @@
                 <w:color w:val="000000"/>
                 <w:sz w:val="18"/>
               </w:rPr>
-              <w:t>10.13%</w:t>
+              <w:t>35.56%</w:t>
             </w:r>
           </w:p>
         </w:tc>
@@ -3491,7 +4311,7 @@
                 <w:color w:val="000000"/>
                 <w:sz w:val="18"/>
               </w:rPr>
-              <w:t>14.99%</w:t>
+              <w:t>40.05%</w:t>
             </w:r>
           </w:p>
         </w:tc>
@@ -3580,7 +4400,7 @@
                 <w:color w:val="000000"/>
                 <w:sz w:val="18"/>
               </w:rPr>
-              <w:t>—</w:t>
+              <w:t>211.00</w:t>
             </w:r>
           </w:p>
         </w:tc>
@@ -3638,7 +4458,7 @@
                 <w:color w:val="000000"/>
                 <w:sz w:val="18"/>
               </w:rPr>
-              <w:t>9.06</w:t>
+              <w:t>232.11</w:t>
             </w:r>
           </w:p>
         </w:tc>
@@ -3667,7 +4487,7 @@
                 <w:color w:val="000000"/>
                 <w:sz w:val="18"/>
               </w:rPr>
-              <w:t>—</w:t>
+              <w:t>10.00%</w:t>
             </w:r>
           </w:p>
         </w:tc>
@@ -3696,7 +4516,7 @@
                 <w:color w:val="000000"/>
                 <w:sz w:val="18"/>
               </w:rPr>
-              <w:t>—</w:t>
+              <w:t>221.66</w:t>
             </w:r>
           </w:p>
         </w:tc>
@@ -3725,7 +4545,7 @@
                 <w:color w:val="000000"/>
                 <w:sz w:val="18"/>
               </w:rPr>
-              <w:t>—</w:t>
+              <w:t>-4.50%</w:t>
             </w:r>
           </w:p>
         </w:tc>
@@ -3743,7 +4563,7 @@
           <w:color w:val="000000"/>
           <w:sz w:val="19"/>
         </w:rPr>
-        <w:t>资料来源:白城市财政决算、企业预警通,风控信评部整理</w:t>
+        <w:t>资料来源:襄阳市财政决算、企业预警通,风控信评部整理</w:t>
       </w:r>
     </w:p>
     <w:p>
@@ -3758,7 +4578,1291 @@
           <w:color w:val="000000"/>
           <w:sz w:val="21"/>
         </w:rPr>
-        <w:t>土地市场方面，【待补充:白城市土地出让与房地产销售数据（土地市场数据库未覆盖该市）】。</w:t>
+        <w:t>土地市场方面，2021、2022、2023、2024、2025年襄阳市经营性用地成交价分别为156.37亿元、95.63亿元、171.37亿元、70.91亿元、41.63亿元，2025年较2021年下降73.38%；同期平均溢价率为3.69%、1.02%、0.12%、2.86%、1.56%，整体处于低位、反映市场化主体拿地意愿与未来房价预期偏弱；成交楼面均价由1,046元/㎡降至576元/㎡、累计下降44.93%。2026年1-4月，襄阳市经营性用地累计成交41宗、规划建面209.20万㎡、成交价8.05亿元，延续低位运行。</w:t>
+      </w:r>
+    </w:p>
+    <w:p>
+      <w:pPr>
+        <w:spacing w:before="80" w:after="40" w:line="360" w:lineRule="auto"/>
+        <w:ind w:firstLine="0"/>
+        <w:jc w:val="center"/>
+      </w:pPr>
+      <w:r>
+        <w:rPr>
+          <w:rFonts w:ascii="Times New Roman" w:hAnsi="Times New Roman" w:eastAsia="楷体"/>
+          <w:b/>
+          <w:color w:val="000000"/>
+          <w:sz w:val="21"/>
+        </w:rPr>
+        <w:t>图表:2021-2025年襄阳市土地出让情况</w:t>
+      </w:r>
+    </w:p>
+    <w:tbl>
+      <w:tblPr>
+        <w:tblW w:type="auto" w:w="0"/>
+        <w:tblLayout w:type="autofit"/>
+        <w:tblLook w:firstColumn="1" w:firstRow="1" w:lastColumn="0" w:lastRow="0" w:noHBand="0" w:noVBand="1" w:val="04A0"/>
+      </w:tblPr>
+      <w:tblGrid>
+        <w:gridCol w:w="1568"/>
+        <w:gridCol w:w="1568"/>
+        <w:gridCol w:w="1568"/>
+        <w:gridCol w:w="1568"/>
+        <w:gridCol w:w="1568"/>
+        <w:gridCol w:w="1568"/>
+      </w:tblGrid>
+      <w:tr>
+        <w:tc>
+          <w:tcPr>
+            <w:tcW w:type="dxa" w:w="1568"/>
+            <w:vAlign w:val="center"/>
+            <w:shd w:val="clear" w:color="auto" w:fill="F1A983"/>
+            <w:tcBorders>
+              <w:top w:val="single" w:sz="4" w:color="A6A6A6"/>
+              <w:left w:val="single" w:sz="4" w:color="A6A6A6"/>
+              <w:bottom w:val="single" w:sz="4" w:color="A6A6A6"/>
+              <w:right w:val="single" w:sz="4" w:color="A6A6A6"/>
+            </w:tcBorders>
+          </w:tcPr>
+          <w:p>
+            <w:pPr>
+              <w:spacing w:before="0" w:after="0" w:line="276" w:lineRule="auto"/>
+              <w:ind w:firstLine="0"/>
+              <w:jc w:val="center"/>
+            </w:pPr>
+            <w:r/>
+            <w:r>
+              <w:rPr>
+                <w:rFonts w:ascii="Times New Roman" w:hAnsi="Times New Roman" w:eastAsia="楷体"/>
+                <w:b/>
+                <w:color w:val="000000"/>
+                <w:sz w:val="18"/>
+              </w:rPr>
+              <w:t>年度</w:t>
+            </w:r>
+          </w:p>
+        </w:tc>
+        <w:tc>
+          <w:tcPr>
+            <w:tcW w:type="dxa" w:w="1568"/>
+            <w:vAlign w:val="center"/>
+            <w:shd w:val="clear" w:color="auto" w:fill="F1A983"/>
+            <w:tcBorders>
+              <w:top w:val="single" w:sz="4" w:color="A6A6A6"/>
+              <w:left w:val="single" w:sz="4" w:color="A6A6A6"/>
+              <w:bottom w:val="single" w:sz="4" w:color="A6A6A6"/>
+              <w:right w:val="single" w:sz="4" w:color="A6A6A6"/>
+            </w:tcBorders>
+          </w:tcPr>
+          <w:p>
+            <w:pPr>
+              <w:spacing w:before="0" w:after="0" w:line="276" w:lineRule="auto"/>
+              <w:ind w:firstLine="0"/>
+              <w:jc w:val="center"/>
+            </w:pPr>
+            <w:r/>
+            <w:r>
+              <w:rPr>
+                <w:rFonts w:ascii="Times New Roman" w:hAnsi="Times New Roman" w:eastAsia="楷体"/>
+                <w:b/>
+                <w:color w:val="000000"/>
+                <w:sz w:val="18"/>
+              </w:rPr>
+              <w:t>土地宗数</w:t>
+            </w:r>
+          </w:p>
+        </w:tc>
+        <w:tc>
+          <w:tcPr>
+            <w:tcW w:type="dxa" w:w="1568"/>
+            <w:vAlign w:val="center"/>
+            <w:shd w:val="clear" w:color="auto" w:fill="F1A983"/>
+            <w:tcBorders>
+              <w:top w:val="single" w:sz="4" w:color="A6A6A6"/>
+              <w:left w:val="single" w:sz="4" w:color="A6A6A6"/>
+              <w:bottom w:val="single" w:sz="4" w:color="A6A6A6"/>
+              <w:right w:val="single" w:sz="4" w:color="A6A6A6"/>
+            </w:tcBorders>
+          </w:tcPr>
+          <w:p>
+            <w:pPr>
+              <w:spacing w:before="0" w:after="0" w:line="276" w:lineRule="auto"/>
+              <w:ind w:firstLine="0"/>
+              <w:jc w:val="center"/>
+            </w:pPr>
+            <w:r/>
+            <w:r>
+              <w:rPr>
+                <w:rFonts w:ascii="Times New Roman" w:hAnsi="Times New Roman" w:eastAsia="楷体"/>
+                <w:b/>
+                <w:color w:val="000000"/>
+                <w:sz w:val="18"/>
+              </w:rPr>
+              <w:t>规划建面(万㎡)</w:t>
+            </w:r>
+          </w:p>
+        </w:tc>
+        <w:tc>
+          <w:tcPr>
+            <w:tcW w:type="dxa" w:w="1568"/>
+            <w:vAlign w:val="center"/>
+            <w:shd w:val="clear" w:color="auto" w:fill="F1A983"/>
+            <w:tcBorders>
+              <w:top w:val="single" w:sz="4" w:color="A6A6A6"/>
+              <w:left w:val="single" w:sz="4" w:color="A6A6A6"/>
+              <w:bottom w:val="single" w:sz="4" w:color="A6A6A6"/>
+              <w:right w:val="single" w:sz="4" w:color="A6A6A6"/>
+            </w:tcBorders>
+          </w:tcPr>
+          <w:p>
+            <w:pPr>
+              <w:spacing w:before="0" w:after="0" w:line="276" w:lineRule="auto"/>
+              <w:ind w:firstLine="0"/>
+              <w:jc w:val="center"/>
+            </w:pPr>
+            <w:r/>
+            <w:r>
+              <w:rPr>
+                <w:rFonts w:ascii="Times New Roman" w:hAnsi="Times New Roman" w:eastAsia="楷体"/>
+                <w:b/>
+                <w:color w:val="000000"/>
+                <w:sz w:val="18"/>
+              </w:rPr>
+              <w:t>成交楼面均价(元/㎡)</w:t>
+            </w:r>
+          </w:p>
+        </w:tc>
+        <w:tc>
+          <w:tcPr>
+            <w:tcW w:type="dxa" w:w="1568"/>
+            <w:vAlign w:val="center"/>
+            <w:shd w:val="clear" w:color="auto" w:fill="F1A983"/>
+            <w:tcBorders>
+              <w:top w:val="single" w:sz="4" w:color="A6A6A6"/>
+              <w:left w:val="single" w:sz="4" w:color="A6A6A6"/>
+              <w:bottom w:val="single" w:sz="4" w:color="A6A6A6"/>
+              <w:right w:val="single" w:sz="4" w:color="A6A6A6"/>
+            </w:tcBorders>
+          </w:tcPr>
+          <w:p>
+            <w:pPr>
+              <w:spacing w:before="0" w:after="0" w:line="276" w:lineRule="auto"/>
+              <w:ind w:firstLine="0"/>
+              <w:jc w:val="center"/>
+            </w:pPr>
+            <w:r/>
+            <w:r>
+              <w:rPr>
+                <w:rFonts w:ascii="Times New Roman" w:hAnsi="Times New Roman" w:eastAsia="楷体"/>
+                <w:b/>
+                <w:color w:val="000000"/>
+                <w:sz w:val="18"/>
+              </w:rPr>
+              <w:t>平均溢价率</w:t>
+            </w:r>
+          </w:p>
+        </w:tc>
+        <w:tc>
+          <w:tcPr>
+            <w:tcW w:type="dxa" w:w="1568"/>
+            <w:vAlign w:val="center"/>
+            <w:shd w:val="clear" w:color="auto" w:fill="F1A983"/>
+            <w:tcBorders>
+              <w:top w:val="single" w:sz="4" w:color="A6A6A6"/>
+              <w:left w:val="single" w:sz="4" w:color="A6A6A6"/>
+              <w:bottom w:val="single" w:sz="4" w:color="A6A6A6"/>
+              <w:right w:val="single" w:sz="4" w:color="A6A6A6"/>
+            </w:tcBorders>
+          </w:tcPr>
+          <w:p>
+            <w:pPr>
+              <w:spacing w:before="0" w:after="0" w:line="276" w:lineRule="auto"/>
+              <w:ind w:firstLine="0"/>
+              <w:jc w:val="center"/>
+            </w:pPr>
+            <w:r/>
+            <w:r>
+              <w:rPr>
+                <w:rFonts w:ascii="Times New Roman" w:hAnsi="Times New Roman" w:eastAsia="楷体"/>
+                <w:b/>
+                <w:color w:val="000000"/>
+                <w:sz w:val="18"/>
+              </w:rPr>
+              <w:t>成交价(亿元)</w:t>
+            </w:r>
+          </w:p>
+        </w:tc>
+      </w:tr>
+      <w:tr>
+        <w:tc>
+          <w:tcPr>
+            <w:tcW w:type="dxa" w:w="1568"/>
+            <w:vAlign w:val="center"/>
+            <w:tcBorders>
+              <w:top w:val="single" w:sz="4" w:color="A6A6A6"/>
+              <w:left w:val="single" w:sz="4" w:color="A6A6A6"/>
+              <w:bottom w:val="single" w:sz="4" w:color="A6A6A6"/>
+              <w:right w:val="single" w:sz="4" w:color="A6A6A6"/>
+            </w:tcBorders>
+          </w:tcPr>
+          <w:p>
+            <w:pPr>
+              <w:spacing w:before="0" w:after="0" w:line="276" w:lineRule="auto"/>
+              <w:ind w:firstLine="0"/>
+              <w:jc w:val="left"/>
+            </w:pPr>
+            <w:r/>
+            <w:r>
+              <w:rPr>
+                <w:rFonts w:ascii="Times New Roman" w:hAnsi="Times New Roman" w:eastAsia="楷体"/>
+                <w:b w:val="0"/>
+                <w:color w:val="000000"/>
+                <w:sz w:val="18"/>
+              </w:rPr>
+              <w:t>2021</w:t>
+            </w:r>
+          </w:p>
+        </w:tc>
+        <w:tc>
+          <w:tcPr>
+            <w:tcW w:type="dxa" w:w="1568"/>
+            <w:vAlign w:val="center"/>
+            <w:tcBorders>
+              <w:top w:val="single" w:sz="4" w:color="A6A6A6"/>
+              <w:left w:val="single" w:sz="4" w:color="A6A6A6"/>
+              <w:bottom w:val="single" w:sz="4" w:color="A6A6A6"/>
+              <w:right w:val="single" w:sz="4" w:color="A6A6A6"/>
+            </w:tcBorders>
+          </w:tcPr>
+          <w:p>
+            <w:pPr>
+              <w:spacing w:before="0" w:after="0" w:line="276" w:lineRule="auto"/>
+              <w:ind w:firstLine="0"/>
+              <w:jc w:val="center"/>
+            </w:pPr>
+            <w:r/>
+            <w:r>
+              <w:rPr>
+                <w:rFonts w:ascii="Times New Roman" w:hAnsi="Times New Roman" w:eastAsia="楷体"/>
+                <w:b w:val="0"/>
+                <w:color w:val="000000"/>
+                <w:sz w:val="18"/>
+              </w:rPr>
+              <w:t>281</w:t>
+            </w:r>
+          </w:p>
+        </w:tc>
+        <w:tc>
+          <w:tcPr>
+            <w:tcW w:type="dxa" w:w="1568"/>
+            <w:vAlign w:val="center"/>
+            <w:tcBorders>
+              <w:top w:val="single" w:sz="4" w:color="A6A6A6"/>
+              <w:left w:val="single" w:sz="4" w:color="A6A6A6"/>
+              <w:bottom w:val="single" w:sz="4" w:color="A6A6A6"/>
+              <w:right w:val="single" w:sz="4" w:color="A6A6A6"/>
+            </w:tcBorders>
+          </w:tcPr>
+          <w:p>
+            <w:pPr>
+              <w:spacing w:before="0" w:after="0" w:line="276" w:lineRule="auto"/>
+              <w:ind w:firstLine="0"/>
+              <w:jc w:val="center"/>
+            </w:pPr>
+            <w:r/>
+            <w:r>
+              <w:rPr>
+                <w:rFonts w:ascii="Times New Roman" w:hAnsi="Times New Roman" w:eastAsia="楷体"/>
+                <w:b w:val="0"/>
+                <w:color w:val="000000"/>
+                <w:sz w:val="18"/>
+              </w:rPr>
+              <w:t>1,493.54</w:t>
+            </w:r>
+          </w:p>
+        </w:tc>
+        <w:tc>
+          <w:tcPr>
+            <w:tcW w:type="dxa" w:w="1568"/>
+            <w:vAlign w:val="center"/>
+            <w:tcBorders>
+              <w:top w:val="single" w:sz="4" w:color="A6A6A6"/>
+              <w:left w:val="single" w:sz="4" w:color="A6A6A6"/>
+              <w:bottom w:val="single" w:sz="4" w:color="A6A6A6"/>
+              <w:right w:val="single" w:sz="4" w:color="A6A6A6"/>
+            </w:tcBorders>
+          </w:tcPr>
+          <w:p>
+            <w:pPr>
+              <w:spacing w:before="0" w:after="0" w:line="276" w:lineRule="auto"/>
+              <w:ind w:firstLine="0"/>
+              <w:jc w:val="center"/>
+            </w:pPr>
+            <w:r/>
+            <w:r>
+              <w:rPr>
+                <w:rFonts w:ascii="Times New Roman" w:hAnsi="Times New Roman" w:eastAsia="楷体"/>
+                <w:b w:val="0"/>
+                <w:color w:val="000000"/>
+                <w:sz w:val="18"/>
+              </w:rPr>
+              <w:t>1,046</w:t>
+            </w:r>
+          </w:p>
+        </w:tc>
+        <w:tc>
+          <w:tcPr>
+            <w:tcW w:type="dxa" w:w="1568"/>
+            <w:vAlign w:val="center"/>
+            <w:tcBorders>
+              <w:top w:val="single" w:sz="4" w:color="A6A6A6"/>
+              <w:left w:val="single" w:sz="4" w:color="A6A6A6"/>
+              <w:bottom w:val="single" w:sz="4" w:color="A6A6A6"/>
+              <w:right w:val="single" w:sz="4" w:color="A6A6A6"/>
+            </w:tcBorders>
+          </w:tcPr>
+          <w:p>
+            <w:pPr>
+              <w:spacing w:before="0" w:after="0" w:line="276" w:lineRule="auto"/>
+              <w:ind w:firstLine="0"/>
+              <w:jc w:val="center"/>
+            </w:pPr>
+            <w:r/>
+            <w:r>
+              <w:rPr>
+                <w:rFonts w:ascii="Times New Roman" w:hAnsi="Times New Roman" w:eastAsia="楷体"/>
+                <w:b w:val="0"/>
+                <w:color w:val="000000"/>
+                <w:sz w:val="18"/>
+              </w:rPr>
+              <w:t>3.69%</w:t>
+            </w:r>
+          </w:p>
+        </w:tc>
+        <w:tc>
+          <w:tcPr>
+            <w:tcW w:type="dxa" w:w="1568"/>
+            <w:vAlign w:val="center"/>
+            <w:tcBorders>
+              <w:top w:val="single" w:sz="4" w:color="A6A6A6"/>
+              <w:left w:val="single" w:sz="4" w:color="A6A6A6"/>
+              <w:bottom w:val="single" w:sz="4" w:color="A6A6A6"/>
+              <w:right w:val="single" w:sz="4" w:color="A6A6A6"/>
+            </w:tcBorders>
+          </w:tcPr>
+          <w:p>
+            <w:pPr>
+              <w:spacing w:before="0" w:after="0" w:line="276" w:lineRule="auto"/>
+              <w:ind w:firstLine="0"/>
+              <w:jc w:val="center"/>
+            </w:pPr>
+            <w:r/>
+            <w:r>
+              <w:rPr>
+                <w:rFonts w:ascii="Times New Roman" w:hAnsi="Times New Roman" w:eastAsia="楷体"/>
+                <w:b w:val="0"/>
+                <w:color w:val="000000"/>
+                <w:sz w:val="18"/>
+              </w:rPr>
+              <w:t>156.37</w:t>
+            </w:r>
+          </w:p>
+        </w:tc>
+      </w:tr>
+      <w:tr>
+        <w:tc>
+          <w:tcPr>
+            <w:tcW w:type="dxa" w:w="1568"/>
+            <w:vAlign w:val="center"/>
+            <w:tcBorders>
+              <w:top w:val="single" w:sz="4" w:color="A6A6A6"/>
+              <w:left w:val="single" w:sz="4" w:color="A6A6A6"/>
+              <w:bottom w:val="single" w:sz="4" w:color="A6A6A6"/>
+              <w:right w:val="single" w:sz="4" w:color="A6A6A6"/>
+            </w:tcBorders>
+          </w:tcPr>
+          <w:p>
+            <w:pPr>
+              <w:spacing w:before="0" w:after="0" w:line="276" w:lineRule="auto"/>
+              <w:ind w:firstLine="0"/>
+              <w:jc w:val="left"/>
+            </w:pPr>
+            <w:r/>
+            <w:r>
+              <w:rPr>
+                <w:rFonts w:ascii="Times New Roman" w:hAnsi="Times New Roman" w:eastAsia="楷体"/>
+                <w:b w:val="0"/>
+                <w:color w:val="000000"/>
+                <w:sz w:val="18"/>
+              </w:rPr>
+              <w:t>2022</w:t>
+            </w:r>
+          </w:p>
+        </w:tc>
+        <w:tc>
+          <w:tcPr>
+            <w:tcW w:type="dxa" w:w="1568"/>
+            <w:vAlign w:val="center"/>
+            <w:tcBorders>
+              <w:top w:val="single" w:sz="4" w:color="A6A6A6"/>
+              <w:left w:val="single" w:sz="4" w:color="A6A6A6"/>
+              <w:bottom w:val="single" w:sz="4" w:color="A6A6A6"/>
+              <w:right w:val="single" w:sz="4" w:color="A6A6A6"/>
+            </w:tcBorders>
+          </w:tcPr>
+          <w:p>
+            <w:pPr>
+              <w:spacing w:before="0" w:after="0" w:line="276" w:lineRule="auto"/>
+              <w:ind w:firstLine="0"/>
+              <w:jc w:val="center"/>
+            </w:pPr>
+            <w:r/>
+            <w:r>
+              <w:rPr>
+                <w:rFonts w:ascii="Times New Roman" w:hAnsi="Times New Roman" w:eastAsia="楷体"/>
+                <w:b w:val="0"/>
+                <w:color w:val="000000"/>
+                <w:sz w:val="18"/>
+              </w:rPr>
+              <w:t>264</w:t>
+            </w:r>
+          </w:p>
+        </w:tc>
+        <w:tc>
+          <w:tcPr>
+            <w:tcW w:type="dxa" w:w="1568"/>
+            <w:vAlign w:val="center"/>
+            <w:tcBorders>
+              <w:top w:val="single" w:sz="4" w:color="A6A6A6"/>
+              <w:left w:val="single" w:sz="4" w:color="A6A6A6"/>
+              <w:bottom w:val="single" w:sz="4" w:color="A6A6A6"/>
+              <w:right w:val="single" w:sz="4" w:color="A6A6A6"/>
+            </w:tcBorders>
+          </w:tcPr>
+          <w:p>
+            <w:pPr>
+              <w:spacing w:before="0" w:after="0" w:line="276" w:lineRule="auto"/>
+              <w:ind w:firstLine="0"/>
+              <w:jc w:val="center"/>
+            </w:pPr>
+            <w:r/>
+            <w:r>
+              <w:rPr>
+                <w:rFonts w:ascii="Times New Roman" w:hAnsi="Times New Roman" w:eastAsia="楷体"/>
+                <w:b w:val="0"/>
+                <w:color w:val="000000"/>
+                <w:sz w:val="18"/>
+              </w:rPr>
+              <w:t>1,037.48</w:t>
+            </w:r>
+          </w:p>
+        </w:tc>
+        <w:tc>
+          <w:tcPr>
+            <w:tcW w:type="dxa" w:w="1568"/>
+            <w:vAlign w:val="center"/>
+            <w:tcBorders>
+              <w:top w:val="single" w:sz="4" w:color="A6A6A6"/>
+              <w:left w:val="single" w:sz="4" w:color="A6A6A6"/>
+              <w:bottom w:val="single" w:sz="4" w:color="A6A6A6"/>
+              <w:right w:val="single" w:sz="4" w:color="A6A6A6"/>
+            </w:tcBorders>
+          </w:tcPr>
+          <w:p>
+            <w:pPr>
+              <w:spacing w:before="0" w:after="0" w:line="276" w:lineRule="auto"/>
+              <w:ind w:firstLine="0"/>
+              <w:jc w:val="center"/>
+            </w:pPr>
+            <w:r/>
+            <w:r>
+              <w:rPr>
+                <w:rFonts w:ascii="Times New Roman" w:hAnsi="Times New Roman" w:eastAsia="楷体"/>
+                <w:b w:val="0"/>
+                <w:color w:val="000000"/>
+                <w:sz w:val="18"/>
+              </w:rPr>
+              <w:t>922</w:t>
+            </w:r>
+          </w:p>
+        </w:tc>
+        <w:tc>
+          <w:tcPr>
+            <w:tcW w:type="dxa" w:w="1568"/>
+            <w:vAlign w:val="center"/>
+            <w:tcBorders>
+              <w:top w:val="single" w:sz="4" w:color="A6A6A6"/>
+              <w:left w:val="single" w:sz="4" w:color="A6A6A6"/>
+              <w:bottom w:val="single" w:sz="4" w:color="A6A6A6"/>
+              <w:right w:val="single" w:sz="4" w:color="A6A6A6"/>
+            </w:tcBorders>
+          </w:tcPr>
+          <w:p>
+            <w:pPr>
+              <w:spacing w:before="0" w:after="0" w:line="276" w:lineRule="auto"/>
+              <w:ind w:firstLine="0"/>
+              <w:jc w:val="center"/>
+            </w:pPr>
+            <w:r/>
+            <w:r>
+              <w:rPr>
+                <w:rFonts w:ascii="Times New Roman" w:hAnsi="Times New Roman" w:eastAsia="楷体"/>
+                <w:b w:val="0"/>
+                <w:color w:val="000000"/>
+                <w:sz w:val="18"/>
+              </w:rPr>
+              <w:t>1.02%</w:t>
+            </w:r>
+          </w:p>
+        </w:tc>
+        <w:tc>
+          <w:tcPr>
+            <w:tcW w:type="dxa" w:w="1568"/>
+            <w:vAlign w:val="center"/>
+            <w:tcBorders>
+              <w:top w:val="single" w:sz="4" w:color="A6A6A6"/>
+              <w:left w:val="single" w:sz="4" w:color="A6A6A6"/>
+              <w:bottom w:val="single" w:sz="4" w:color="A6A6A6"/>
+              <w:right w:val="single" w:sz="4" w:color="A6A6A6"/>
+            </w:tcBorders>
+          </w:tcPr>
+          <w:p>
+            <w:pPr>
+              <w:spacing w:before="0" w:after="0" w:line="276" w:lineRule="auto"/>
+              <w:ind w:firstLine="0"/>
+              <w:jc w:val="center"/>
+            </w:pPr>
+            <w:r/>
+            <w:r>
+              <w:rPr>
+                <w:rFonts w:ascii="Times New Roman" w:hAnsi="Times New Roman" w:eastAsia="楷体"/>
+                <w:b w:val="0"/>
+                <w:color w:val="000000"/>
+                <w:sz w:val="18"/>
+              </w:rPr>
+              <w:t>95.63</w:t>
+            </w:r>
+          </w:p>
+        </w:tc>
+      </w:tr>
+      <w:tr>
+        <w:tc>
+          <w:tcPr>
+            <w:tcW w:type="dxa" w:w="1568"/>
+            <w:vAlign w:val="center"/>
+            <w:tcBorders>
+              <w:top w:val="single" w:sz="4" w:color="A6A6A6"/>
+              <w:left w:val="single" w:sz="4" w:color="A6A6A6"/>
+              <w:bottom w:val="single" w:sz="4" w:color="A6A6A6"/>
+              <w:right w:val="single" w:sz="4" w:color="A6A6A6"/>
+            </w:tcBorders>
+          </w:tcPr>
+          <w:p>
+            <w:pPr>
+              <w:spacing w:before="0" w:after="0" w:line="276" w:lineRule="auto"/>
+              <w:ind w:firstLine="0"/>
+              <w:jc w:val="left"/>
+            </w:pPr>
+            <w:r/>
+            <w:r>
+              <w:rPr>
+                <w:rFonts w:ascii="Times New Roman" w:hAnsi="Times New Roman" w:eastAsia="楷体"/>
+                <w:b w:val="0"/>
+                <w:color w:val="000000"/>
+                <w:sz w:val="18"/>
+              </w:rPr>
+              <w:t>2023</w:t>
+            </w:r>
+          </w:p>
+        </w:tc>
+        <w:tc>
+          <w:tcPr>
+            <w:tcW w:type="dxa" w:w="1568"/>
+            <w:vAlign w:val="center"/>
+            <w:tcBorders>
+              <w:top w:val="single" w:sz="4" w:color="A6A6A6"/>
+              <w:left w:val="single" w:sz="4" w:color="A6A6A6"/>
+              <w:bottom w:val="single" w:sz="4" w:color="A6A6A6"/>
+              <w:right w:val="single" w:sz="4" w:color="A6A6A6"/>
+            </w:tcBorders>
+          </w:tcPr>
+          <w:p>
+            <w:pPr>
+              <w:spacing w:before="0" w:after="0" w:line="276" w:lineRule="auto"/>
+              <w:ind w:firstLine="0"/>
+              <w:jc w:val="center"/>
+            </w:pPr>
+            <w:r/>
+            <w:r>
+              <w:rPr>
+                <w:rFonts w:ascii="Times New Roman" w:hAnsi="Times New Roman" w:eastAsia="楷体"/>
+                <w:b w:val="0"/>
+                <w:color w:val="000000"/>
+                <w:sz w:val="18"/>
+              </w:rPr>
+              <w:t>330</w:t>
+            </w:r>
+          </w:p>
+        </w:tc>
+        <w:tc>
+          <w:tcPr>
+            <w:tcW w:type="dxa" w:w="1568"/>
+            <w:vAlign w:val="center"/>
+            <w:tcBorders>
+              <w:top w:val="single" w:sz="4" w:color="A6A6A6"/>
+              <w:left w:val="single" w:sz="4" w:color="A6A6A6"/>
+              <w:bottom w:val="single" w:sz="4" w:color="A6A6A6"/>
+              <w:right w:val="single" w:sz="4" w:color="A6A6A6"/>
+            </w:tcBorders>
+          </w:tcPr>
+          <w:p>
+            <w:pPr>
+              <w:spacing w:before="0" w:after="0" w:line="276" w:lineRule="auto"/>
+              <w:ind w:firstLine="0"/>
+              <w:jc w:val="center"/>
+            </w:pPr>
+            <w:r/>
+            <w:r>
+              <w:rPr>
+                <w:rFonts w:ascii="Times New Roman" w:hAnsi="Times New Roman" w:eastAsia="楷体"/>
+                <w:b w:val="0"/>
+                <w:color w:val="000000"/>
+                <w:sz w:val="18"/>
+              </w:rPr>
+              <w:t>1,609.23</w:t>
+            </w:r>
+          </w:p>
+        </w:tc>
+        <w:tc>
+          <w:tcPr>
+            <w:tcW w:type="dxa" w:w="1568"/>
+            <w:vAlign w:val="center"/>
+            <w:tcBorders>
+              <w:top w:val="single" w:sz="4" w:color="A6A6A6"/>
+              <w:left w:val="single" w:sz="4" w:color="A6A6A6"/>
+              <w:bottom w:val="single" w:sz="4" w:color="A6A6A6"/>
+              <w:right w:val="single" w:sz="4" w:color="A6A6A6"/>
+            </w:tcBorders>
+          </w:tcPr>
+          <w:p>
+            <w:pPr>
+              <w:spacing w:before="0" w:after="0" w:line="276" w:lineRule="auto"/>
+              <w:ind w:firstLine="0"/>
+              <w:jc w:val="center"/>
+            </w:pPr>
+            <w:r/>
+            <w:r>
+              <w:rPr>
+                <w:rFonts w:ascii="Times New Roman" w:hAnsi="Times New Roman" w:eastAsia="楷体"/>
+                <w:b w:val="0"/>
+                <w:color w:val="000000"/>
+                <w:sz w:val="18"/>
+              </w:rPr>
+              <w:t>1,065</w:t>
+            </w:r>
+          </w:p>
+        </w:tc>
+        <w:tc>
+          <w:tcPr>
+            <w:tcW w:type="dxa" w:w="1568"/>
+            <w:vAlign w:val="center"/>
+            <w:tcBorders>
+              <w:top w:val="single" w:sz="4" w:color="A6A6A6"/>
+              <w:left w:val="single" w:sz="4" w:color="A6A6A6"/>
+              <w:bottom w:val="single" w:sz="4" w:color="A6A6A6"/>
+              <w:right w:val="single" w:sz="4" w:color="A6A6A6"/>
+            </w:tcBorders>
+          </w:tcPr>
+          <w:p>
+            <w:pPr>
+              <w:spacing w:before="0" w:after="0" w:line="276" w:lineRule="auto"/>
+              <w:ind w:firstLine="0"/>
+              <w:jc w:val="center"/>
+            </w:pPr>
+            <w:r/>
+            <w:r>
+              <w:rPr>
+                <w:rFonts w:ascii="Times New Roman" w:hAnsi="Times New Roman" w:eastAsia="楷体"/>
+                <w:b w:val="0"/>
+                <w:color w:val="000000"/>
+                <w:sz w:val="18"/>
+              </w:rPr>
+              <w:t>0.12%</w:t>
+            </w:r>
+          </w:p>
+        </w:tc>
+        <w:tc>
+          <w:tcPr>
+            <w:tcW w:type="dxa" w:w="1568"/>
+            <w:vAlign w:val="center"/>
+            <w:tcBorders>
+              <w:top w:val="single" w:sz="4" w:color="A6A6A6"/>
+              <w:left w:val="single" w:sz="4" w:color="A6A6A6"/>
+              <w:bottom w:val="single" w:sz="4" w:color="A6A6A6"/>
+              <w:right w:val="single" w:sz="4" w:color="A6A6A6"/>
+            </w:tcBorders>
+          </w:tcPr>
+          <w:p>
+            <w:pPr>
+              <w:spacing w:before="0" w:after="0" w:line="276" w:lineRule="auto"/>
+              <w:ind w:firstLine="0"/>
+              <w:jc w:val="center"/>
+            </w:pPr>
+            <w:r/>
+            <w:r>
+              <w:rPr>
+                <w:rFonts w:ascii="Times New Roman" w:hAnsi="Times New Roman" w:eastAsia="楷体"/>
+                <w:b w:val="0"/>
+                <w:color w:val="000000"/>
+                <w:sz w:val="18"/>
+              </w:rPr>
+              <w:t>171.37</w:t>
+            </w:r>
+          </w:p>
+        </w:tc>
+      </w:tr>
+      <w:tr>
+        <w:tc>
+          <w:tcPr>
+            <w:tcW w:type="dxa" w:w="1568"/>
+            <w:vAlign w:val="center"/>
+            <w:tcBorders>
+              <w:top w:val="single" w:sz="4" w:color="A6A6A6"/>
+              <w:left w:val="single" w:sz="4" w:color="A6A6A6"/>
+              <w:bottom w:val="single" w:sz="4" w:color="A6A6A6"/>
+              <w:right w:val="single" w:sz="4" w:color="A6A6A6"/>
+            </w:tcBorders>
+          </w:tcPr>
+          <w:p>
+            <w:pPr>
+              <w:spacing w:before="0" w:after="0" w:line="276" w:lineRule="auto"/>
+              <w:ind w:firstLine="0"/>
+              <w:jc w:val="left"/>
+            </w:pPr>
+            <w:r/>
+            <w:r>
+              <w:rPr>
+                <w:rFonts w:ascii="Times New Roman" w:hAnsi="Times New Roman" w:eastAsia="楷体"/>
+                <w:b w:val="0"/>
+                <w:color w:val="000000"/>
+                <w:sz w:val="18"/>
+              </w:rPr>
+              <w:t>2024</w:t>
+            </w:r>
+          </w:p>
+        </w:tc>
+        <w:tc>
+          <w:tcPr>
+            <w:tcW w:type="dxa" w:w="1568"/>
+            <w:vAlign w:val="center"/>
+            <w:tcBorders>
+              <w:top w:val="single" w:sz="4" w:color="A6A6A6"/>
+              <w:left w:val="single" w:sz="4" w:color="A6A6A6"/>
+              <w:bottom w:val="single" w:sz="4" w:color="A6A6A6"/>
+              <w:right w:val="single" w:sz="4" w:color="A6A6A6"/>
+            </w:tcBorders>
+          </w:tcPr>
+          <w:p>
+            <w:pPr>
+              <w:spacing w:before="0" w:after="0" w:line="276" w:lineRule="auto"/>
+              <w:ind w:firstLine="0"/>
+              <w:jc w:val="center"/>
+            </w:pPr>
+            <w:r/>
+            <w:r>
+              <w:rPr>
+                <w:rFonts w:ascii="Times New Roman" w:hAnsi="Times New Roman" w:eastAsia="楷体"/>
+                <w:b w:val="0"/>
+                <w:color w:val="000000"/>
+                <w:sz w:val="18"/>
+              </w:rPr>
+              <w:t>245</w:t>
+            </w:r>
+          </w:p>
+        </w:tc>
+        <w:tc>
+          <w:tcPr>
+            <w:tcW w:type="dxa" w:w="1568"/>
+            <w:vAlign w:val="center"/>
+            <w:tcBorders>
+              <w:top w:val="single" w:sz="4" w:color="A6A6A6"/>
+              <w:left w:val="single" w:sz="4" w:color="A6A6A6"/>
+              <w:bottom w:val="single" w:sz="4" w:color="A6A6A6"/>
+              <w:right w:val="single" w:sz="4" w:color="A6A6A6"/>
+            </w:tcBorders>
+          </w:tcPr>
+          <w:p>
+            <w:pPr>
+              <w:spacing w:before="0" w:after="0" w:line="276" w:lineRule="auto"/>
+              <w:ind w:firstLine="0"/>
+              <w:jc w:val="center"/>
+            </w:pPr>
+            <w:r/>
+            <w:r>
+              <w:rPr>
+                <w:rFonts w:ascii="Times New Roman" w:hAnsi="Times New Roman" w:eastAsia="楷体"/>
+                <w:b w:val="0"/>
+                <w:color w:val="000000"/>
+                <w:sz w:val="18"/>
+              </w:rPr>
+              <w:t>814.68</w:t>
+            </w:r>
+          </w:p>
+        </w:tc>
+        <w:tc>
+          <w:tcPr>
+            <w:tcW w:type="dxa" w:w="1568"/>
+            <w:vAlign w:val="center"/>
+            <w:tcBorders>
+              <w:top w:val="single" w:sz="4" w:color="A6A6A6"/>
+              <w:left w:val="single" w:sz="4" w:color="A6A6A6"/>
+              <w:bottom w:val="single" w:sz="4" w:color="A6A6A6"/>
+              <w:right w:val="single" w:sz="4" w:color="A6A6A6"/>
+            </w:tcBorders>
+          </w:tcPr>
+          <w:p>
+            <w:pPr>
+              <w:spacing w:before="0" w:after="0" w:line="276" w:lineRule="auto"/>
+              <w:ind w:firstLine="0"/>
+              <w:jc w:val="center"/>
+            </w:pPr>
+            <w:r/>
+            <w:r>
+              <w:rPr>
+                <w:rFonts w:ascii="Times New Roman" w:hAnsi="Times New Roman" w:eastAsia="楷体"/>
+                <w:b w:val="0"/>
+                <w:color w:val="000000"/>
+                <w:sz w:val="18"/>
+              </w:rPr>
+              <w:t>870</w:t>
+            </w:r>
+          </w:p>
+        </w:tc>
+        <w:tc>
+          <w:tcPr>
+            <w:tcW w:type="dxa" w:w="1568"/>
+            <w:vAlign w:val="center"/>
+            <w:tcBorders>
+              <w:top w:val="single" w:sz="4" w:color="A6A6A6"/>
+              <w:left w:val="single" w:sz="4" w:color="A6A6A6"/>
+              <w:bottom w:val="single" w:sz="4" w:color="A6A6A6"/>
+              <w:right w:val="single" w:sz="4" w:color="A6A6A6"/>
+            </w:tcBorders>
+          </w:tcPr>
+          <w:p>
+            <w:pPr>
+              <w:spacing w:before="0" w:after="0" w:line="276" w:lineRule="auto"/>
+              <w:ind w:firstLine="0"/>
+              <w:jc w:val="center"/>
+            </w:pPr>
+            <w:r/>
+            <w:r>
+              <w:rPr>
+                <w:rFonts w:ascii="Times New Roman" w:hAnsi="Times New Roman" w:eastAsia="楷体"/>
+                <w:b w:val="0"/>
+                <w:color w:val="000000"/>
+                <w:sz w:val="18"/>
+              </w:rPr>
+              <w:t>2.86%</w:t>
+            </w:r>
+          </w:p>
+        </w:tc>
+        <w:tc>
+          <w:tcPr>
+            <w:tcW w:type="dxa" w:w="1568"/>
+            <w:vAlign w:val="center"/>
+            <w:tcBorders>
+              <w:top w:val="single" w:sz="4" w:color="A6A6A6"/>
+              <w:left w:val="single" w:sz="4" w:color="A6A6A6"/>
+              <w:bottom w:val="single" w:sz="4" w:color="A6A6A6"/>
+              <w:right w:val="single" w:sz="4" w:color="A6A6A6"/>
+            </w:tcBorders>
+          </w:tcPr>
+          <w:p>
+            <w:pPr>
+              <w:spacing w:before="0" w:after="0" w:line="276" w:lineRule="auto"/>
+              <w:ind w:firstLine="0"/>
+              <w:jc w:val="center"/>
+            </w:pPr>
+            <w:r/>
+            <w:r>
+              <w:rPr>
+                <w:rFonts w:ascii="Times New Roman" w:hAnsi="Times New Roman" w:eastAsia="楷体"/>
+                <w:b w:val="0"/>
+                <w:color w:val="000000"/>
+                <w:sz w:val="18"/>
+              </w:rPr>
+              <w:t>70.91</w:t>
+            </w:r>
+          </w:p>
+        </w:tc>
+      </w:tr>
+      <w:tr>
+        <w:tc>
+          <w:tcPr>
+            <w:tcW w:type="dxa" w:w="1568"/>
+            <w:vAlign w:val="center"/>
+            <w:tcBorders>
+              <w:top w:val="single" w:sz="4" w:color="A6A6A6"/>
+              <w:left w:val="single" w:sz="4" w:color="A6A6A6"/>
+              <w:bottom w:val="single" w:sz="4" w:color="A6A6A6"/>
+              <w:right w:val="single" w:sz="4" w:color="A6A6A6"/>
+            </w:tcBorders>
+          </w:tcPr>
+          <w:p>
+            <w:pPr>
+              <w:spacing w:before="0" w:after="0" w:line="276" w:lineRule="auto"/>
+              <w:ind w:firstLine="0"/>
+              <w:jc w:val="left"/>
+            </w:pPr>
+            <w:r/>
+            <w:r>
+              <w:rPr>
+                <w:rFonts w:ascii="Times New Roman" w:hAnsi="Times New Roman" w:eastAsia="楷体"/>
+                <w:b w:val="0"/>
+                <w:color w:val="000000"/>
+                <w:sz w:val="18"/>
+              </w:rPr>
+              <w:t>2025</w:t>
+            </w:r>
+          </w:p>
+        </w:tc>
+        <w:tc>
+          <w:tcPr>
+            <w:tcW w:type="dxa" w:w="1568"/>
+            <w:vAlign w:val="center"/>
+            <w:tcBorders>
+              <w:top w:val="single" w:sz="4" w:color="A6A6A6"/>
+              <w:left w:val="single" w:sz="4" w:color="A6A6A6"/>
+              <w:bottom w:val="single" w:sz="4" w:color="A6A6A6"/>
+              <w:right w:val="single" w:sz="4" w:color="A6A6A6"/>
+            </w:tcBorders>
+          </w:tcPr>
+          <w:p>
+            <w:pPr>
+              <w:spacing w:before="0" w:after="0" w:line="276" w:lineRule="auto"/>
+              <w:ind w:firstLine="0"/>
+              <w:jc w:val="center"/>
+            </w:pPr>
+            <w:r/>
+            <w:r>
+              <w:rPr>
+                <w:rFonts w:ascii="Times New Roman" w:hAnsi="Times New Roman" w:eastAsia="楷体"/>
+                <w:b w:val="0"/>
+                <w:color w:val="000000"/>
+                <w:sz w:val="18"/>
+              </w:rPr>
+              <w:t>198</w:t>
+            </w:r>
+          </w:p>
+        </w:tc>
+        <w:tc>
+          <w:tcPr>
+            <w:tcW w:type="dxa" w:w="1568"/>
+            <w:vAlign w:val="center"/>
+            <w:tcBorders>
+              <w:top w:val="single" w:sz="4" w:color="A6A6A6"/>
+              <w:left w:val="single" w:sz="4" w:color="A6A6A6"/>
+              <w:bottom w:val="single" w:sz="4" w:color="A6A6A6"/>
+              <w:right w:val="single" w:sz="4" w:color="A6A6A6"/>
+            </w:tcBorders>
+          </w:tcPr>
+          <w:p>
+            <w:pPr>
+              <w:spacing w:before="0" w:after="0" w:line="276" w:lineRule="auto"/>
+              <w:ind w:firstLine="0"/>
+              <w:jc w:val="center"/>
+            </w:pPr>
+            <w:r/>
+            <w:r>
+              <w:rPr>
+                <w:rFonts w:ascii="Times New Roman" w:hAnsi="Times New Roman" w:eastAsia="楷体"/>
+                <w:b w:val="0"/>
+                <w:color w:val="000000"/>
+                <w:sz w:val="18"/>
+              </w:rPr>
+              <w:t>722.50</w:t>
+            </w:r>
+          </w:p>
+        </w:tc>
+        <w:tc>
+          <w:tcPr>
+            <w:tcW w:type="dxa" w:w="1568"/>
+            <w:vAlign w:val="center"/>
+            <w:tcBorders>
+              <w:top w:val="single" w:sz="4" w:color="A6A6A6"/>
+              <w:left w:val="single" w:sz="4" w:color="A6A6A6"/>
+              <w:bottom w:val="single" w:sz="4" w:color="A6A6A6"/>
+              <w:right w:val="single" w:sz="4" w:color="A6A6A6"/>
+            </w:tcBorders>
+          </w:tcPr>
+          <w:p>
+            <w:pPr>
+              <w:spacing w:before="0" w:after="0" w:line="276" w:lineRule="auto"/>
+              <w:ind w:firstLine="0"/>
+              <w:jc w:val="center"/>
+            </w:pPr>
+            <w:r/>
+            <w:r>
+              <w:rPr>
+                <w:rFonts w:ascii="Times New Roman" w:hAnsi="Times New Roman" w:eastAsia="楷体"/>
+                <w:b w:val="0"/>
+                <w:color w:val="000000"/>
+                <w:sz w:val="18"/>
+              </w:rPr>
+              <w:t>576</w:t>
+            </w:r>
+          </w:p>
+        </w:tc>
+        <w:tc>
+          <w:tcPr>
+            <w:tcW w:type="dxa" w:w="1568"/>
+            <w:vAlign w:val="center"/>
+            <w:tcBorders>
+              <w:top w:val="single" w:sz="4" w:color="A6A6A6"/>
+              <w:left w:val="single" w:sz="4" w:color="A6A6A6"/>
+              <w:bottom w:val="single" w:sz="4" w:color="A6A6A6"/>
+              <w:right w:val="single" w:sz="4" w:color="A6A6A6"/>
+            </w:tcBorders>
+          </w:tcPr>
+          <w:p>
+            <w:pPr>
+              <w:spacing w:before="0" w:after="0" w:line="276" w:lineRule="auto"/>
+              <w:ind w:firstLine="0"/>
+              <w:jc w:val="center"/>
+            </w:pPr>
+            <w:r/>
+            <w:r>
+              <w:rPr>
+                <w:rFonts w:ascii="Times New Roman" w:hAnsi="Times New Roman" w:eastAsia="楷体"/>
+                <w:b w:val="0"/>
+                <w:color w:val="000000"/>
+                <w:sz w:val="18"/>
+              </w:rPr>
+              <w:t>1.56%</w:t>
+            </w:r>
+          </w:p>
+        </w:tc>
+        <w:tc>
+          <w:tcPr>
+            <w:tcW w:type="dxa" w:w="1568"/>
+            <w:vAlign w:val="center"/>
+            <w:tcBorders>
+              <w:top w:val="single" w:sz="4" w:color="A6A6A6"/>
+              <w:left w:val="single" w:sz="4" w:color="A6A6A6"/>
+              <w:bottom w:val="single" w:sz="4" w:color="A6A6A6"/>
+              <w:right w:val="single" w:sz="4" w:color="A6A6A6"/>
+            </w:tcBorders>
+          </w:tcPr>
+          <w:p>
+            <w:pPr>
+              <w:spacing w:before="0" w:after="0" w:line="276" w:lineRule="auto"/>
+              <w:ind w:firstLine="0"/>
+              <w:jc w:val="center"/>
+            </w:pPr>
+            <w:r/>
+            <w:r>
+              <w:rPr>
+                <w:rFonts w:ascii="Times New Roman" w:hAnsi="Times New Roman" w:eastAsia="楷体"/>
+                <w:b w:val="0"/>
+                <w:color w:val="000000"/>
+                <w:sz w:val="18"/>
+              </w:rPr>
+              <w:t>41.63</w:t>
+            </w:r>
+          </w:p>
+        </w:tc>
+      </w:tr>
+      <w:tr>
+        <w:tc>
+          <w:tcPr>
+            <w:tcW w:type="dxa" w:w="1568"/>
+            <w:vAlign w:val="center"/>
+            <w:tcBorders>
+              <w:top w:val="single" w:sz="4" w:color="A6A6A6"/>
+              <w:left w:val="single" w:sz="4" w:color="A6A6A6"/>
+              <w:bottom w:val="single" w:sz="4" w:color="A6A6A6"/>
+              <w:right w:val="single" w:sz="4" w:color="A6A6A6"/>
+            </w:tcBorders>
+          </w:tcPr>
+          <w:p>
+            <w:pPr>
+              <w:spacing w:before="0" w:after="0" w:line="276" w:lineRule="auto"/>
+              <w:ind w:firstLine="0"/>
+              <w:jc w:val="left"/>
+            </w:pPr>
+            <w:r/>
+            <w:r>
+              <w:rPr>
+                <w:rFonts w:ascii="Times New Roman" w:hAnsi="Times New Roman" w:eastAsia="楷体"/>
+                <w:b w:val="0"/>
+                <w:color w:val="000000"/>
+                <w:sz w:val="18"/>
+              </w:rPr>
+              <w:t>2026年1-4月</w:t>
+            </w:r>
+          </w:p>
+        </w:tc>
+        <w:tc>
+          <w:tcPr>
+            <w:tcW w:type="dxa" w:w="1568"/>
+            <w:vAlign w:val="center"/>
+            <w:tcBorders>
+              <w:top w:val="single" w:sz="4" w:color="A6A6A6"/>
+              <w:left w:val="single" w:sz="4" w:color="A6A6A6"/>
+              <w:bottom w:val="single" w:sz="4" w:color="A6A6A6"/>
+              <w:right w:val="single" w:sz="4" w:color="A6A6A6"/>
+            </w:tcBorders>
+          </w:tcPr>
+          <w:p>
+            <w:pPr>
+              <w:spacing w:before="0" w:after="0" w:line="276" w:lineRule="auto"/>
+              <w:ind w:firstLine="0"/>
+              <w:jc w:val="center"/>
+            </w:pPr>
+            <w:r/>
+            <w:r>
+              <w:rPr>
+                <w:rFonts w:ascii="Times New Roman" w:hAnsi="Times New Roman" w:eastAsia="楷体"/>
+                <w:b w:val="0"/>
+                <w:color w:val="000000"/>
+                <w:sz w:val="18"/>
+              </w:rPr>
+              <w:t>41</w:t>
+            </w:r>
+          </w:p>
+        </w:tc>
+        <w:tc>
+          <w:tcPr>
+            <w:tcW w:type="dxa" w:w="1568"/>
+            <w:vAlign w:val="center"/>
+            <w:tcBorders>
+              <w:top w:val="single" w:sz="4" w:color="A6A6A6"/>
+              <w:left w:val="single" w:sz="4" w:color="A6A6A6"/>
+              <w:bottom w:val="single" w:sz="4" w:color="A6A6A6"/>
+              <w:right w:val="single" w:sz="4" w:color="A6A6A6"/>
+            </w:tcBorders>
+          </w:tcPr>
+          <w:p>
+            <w:pPr>
+              <w:spacing w:before="0" w:after="0" w:line="276" w:lineRule="auto"/>
+              <w:ind w:firstLine="0"/>
+              <w:jc w:val="center"/>
+            </w:pPr>
+            <w:r/>
+            <w:r>
+              <w:rPr>
+                <w:rFonts w:ascii="Times New Roman" w:hAnsi="Times New Roman" w:eastAsia="楷体"/>
+                <w:b w:val="0"/>
+                <w:color w:val="000000"/>
+                <w:sz w:val="18"/>
+              </w:rPr>
+              <w:t>209.20</w:t>
+            </w:r>
+          </w:p>
+        </w:tc>
+        <w:tc>
+          <w:tcPr>
+            <w:tcW w:type="dxa" w:w="1568"/>
+            <w:vAlign w:val="center"/>
+            <w:tcBorders>
+              <w:top w:val="single" w:sz="4" w:color="A6A6A6"/>
+              <w:left w:val="single" w:sz="4" w:color="A6A6A6"/>
+              <w:bottom w:val="single" w:sz="4" w:color="A6A6A6"/>
+              <w:right w:val="single" w:sz="4" w:color="A6A6A6"/>
+            </w:tcBorders>
+          </w:tcPr>
+          <w:p>
+            <w:pPr>
+              <w:spacing w:before="0" w:after="0" w:line="276" w:lineRule="auto"/>
+              <w:ind w:firstLine="0"/>
+              <w:jc w:val="center"/>
+            </w:pPr>
+            <w:r/>
+            <w:r>
+              <w:rPr>
+                <w:rFonts w:ascii="Times New Roman" w:hAnsi="Times New Roman" w:eastAsia="楷体"/>
+                <w:b w:val="0"/>
+                <w:color w:val="000000"/>
+                <w:sz w:val="18"/>
+              </w:rPr>
+              <w:t>—</w:t>
+            </w:r>
+          </w:p>
+        </w:tc>
+        <w:tc>
+          <w:tcPr>
+            <w:tcW w:type="dxa" w:w="1568"/>
+            <w:vAlign w:val="center"/>
+            <w:tcBorders>
+              <w:top w:val="single" w:sz="4" w:color="A6A6A6"/>
+              <w:left w:val="single" w:sz="4" w:color="A6A6A6"/>
+              <w:bottom w:val="single" w:sz="4" w:color="A6A6A6"/>
+              <w:right w:val="single" w:sz="4" w:color="A6A6A6"/>
+            </w:tcBorders>
+          </w:tcPr>
+          <w:p>
+            <w:pPr>
+              <w:spacing w:before="0" w:after="0" w:line="276" w:lineRule="auto"/>
+              <w:ind w:firstLine="0"/>
+              <w:jc w:val="center"/>
+            </w:pPr>
+            <w:r/>
+            <w:r>
+              <w:rPr>
+                <w:rFonts w:ascii="Times New Roman" w:hAnsi="Times New Roman" w:eastAsia="楷体"/>
+                <w:b w:val="0"/>
+                <w:color w:val="000000"/>
+                <w:sz w:val="18"/>
+              </w:rPr>
+              <w:t>—</w:t>
+            </w:r>
+          </w:p>
+        </w:tc>
+        <w:tc>
+          <w:tcPr>
+            <w:tcW w:type="dxa" w:w="1568"/>
+            <w:vAlign w:val="center"/>
+            <w:tcBorders>
+              <w:top w:val="single" w:sz="4" w:color="A6A6A6"/>
+              <w:left w:val="single" w:sz="4" w:color="A6A6A6"/>
+              <w:bottom w:val="single" w:sz="4" w:color="A6A6A6"/>
+              <w:right w:val="single" w:sz="4" w:color="A6A6A6"/>
+            </w:tcBorders>
+          </w:tcPr>
+          <w:p>
+            <w:pPr>
+              <w:spacing w:before="0" w:after="0" w:line="276" w:lineRule="auto"/>
+              <w:ind w:firstLine="0"/>
+              <w:jc w:val="center"/>
+            </w:pPr>
+            <w:r/>
+            <w:r>
+              <w:rPr>
+                <w:rFonts w:ascii="Times New Roman" w:hAnsi="Times New Roman" w:eastAsia="楷体"/>
+                <w:b w:val="0"/>
+                <w:color w:val="000000"/>
+                <w:sz w:val="18"/>
+              </w:rPr>
+              <w:t>8.05</w:t>
+            </w:r>
+          </w:p>
+        </w:tc>
+      </w:tr>
+    </w:tbl>
+    <w:p>
+      <w:pPr>
+        <w:spacing w:before="0" w:after="80" w:line="360" w:lineRule="auto"/>
+        <w:ind w:firstLine="0"/>
+      </w:pPr>
+      <w:r>
+        <w:rPr>
+          <w:rFonts w:ascii="Times New Roman" w:hAnsi="Times New Roman" w:eastAsia="楷体"/>
+          <w:b w:val="0"/>
+          <w:color w:val="000000"/>
+          <w:sz w:val="19"/>
+        </w:rPr>
+        <w:t>资料来源:中指数据库,风控信评部整理</w:t>
       </w:r>
     </w:p>
     <w:p>
@@ -3773,7 +5877,7 @@
           <w:color w:val="000000"/>
           <w:sz w:val="21"/>
         </w:rPr>
-        <w:t>政府债务方面，2023、2024、2025年末白城市地方政府债务余额分别为151.30亿元、158.44亿元、166.30亿元，2025年末债务限额168.50亿元，债务余额控制在限额以内；城投有息债务2025年末估算余额42.57亿元。债务率指标看，2025年末政府债务率374.89%、城投债务率95.96%、宽口径债务率470.85%。</w:t>
+        <w:t>从房地产销售看，2021-2025年襄阳市商品住宅成交面积由306.60万㎡变动至213.53万㎡、累计下降30.4%；新房均价2025年为8,198元/㎡、较2023年高点(10,145元/㎡)累计下跌19.19%；2025年去化周期69.12个月。</w:t>
       </w:r>
     </w:p>
     <w:p>
@@ -3788,7 +5892,22 @@
           <w:color w:val="000000"/>
           <w:sz w:val="21"/>
         </w:rPr>
-        <w:t>综合来看，白城市财政基本盘总体稳健，但土地财政收缩与债务规模扩张是当前主要压力线；我们预计宽口径债务率短期内将维持偏高水平，需重点关注后续化债进展、土地市场企稳情况以及融资平台合规整改对城投再融资能力的影响。</w:t>
+        <w:t>政府债务方面，2023、2024、2025年末襄阳市地方政府债务余额分别为1,198.96亿元、1,421.48亿元、1,742.15亿元，两年累计增长45.31%，主要源于地方专项债加快发行及置换债集中落地；2025年末债务限额1,816.93亿元，债务余额控制在限额以内。城投有息债务方面，2025年末估算余额为2,202.48亿元，较2023年末增长5.21%。债务率指标看，2025年末襄阳市政府债务率329.59%、城投债务率416.68%、宽口径债务率746.26%，较2023年末抬升439.26个百分点，显著高于公认的300%偏高临界线、在全国主要城市中处于较高水平。</w:t>
+      </w:r>
+    </w:p>
+    <w:p>
+      <w:pPr>
+        <w:spacing w:before="0" w:after="60" w:line="360" w:lineRule="auto"/>
+        <w:ind w:firstLine="420"/>
+      </w:pPr>
+      <w:r>
+        <w:rPr>
+          <w:rFonts w:ascii="Times New Roman" w:hAnsi="Times New Roman" w:eastAsia="楷体"/>
+          <w:b w:val="0"/>
+          <w:color w:val="000000"/>
+          <w:sz w:val="21"/>
+        </w:rPr>
+        <w:t>综合来看，襄阳市汽车产业支撑较强，区域信用环境总体可控。我们预计宽口径债务率短期内将维持高位，需重点关注后续化债进展、土地市场企稳情况以及融资平台合规整改对城投平台再融资能力的影响。</w:t>
       </w:r>
     </w:p>
     <w:sectPr>
